--- a/text_editor_client/src/assets/Exampel doc.docx
+++ b/text_editor_client/src/assets/Exampel doc.docx
@@ -146,86 +146,155 @@
     <w:p>
       <w:pPr>
         <w:pStyle w:val="Heading1"/>
-      </w:pPr>
-      <w:r>
-        <w:t xml:space="preserve"> Kiến trúc tổng thể</w:t>
+        <w:rPr>
+          <w:lang w:val="vi-VN"/>
+        </w:rPr>
+      </w:pPr>
+      <w:r>
+        <w:t xml:space="preserve"> </w:t>
+      </w:r>
+      <w:r>
+        <w:rPr>
+          <w:lang w:val="vi-VN"/>
+        </w:rPr>
+        <w:t xml:space="preserve">1 </w:t>
+      </w:r>
+      <w:r>
+        <w:t>Kiến trúc tổng thể</w:t>
       </w:r>
     </w:p>
     <w:p>
       <w:pPr>
         <w:pStyle w:val="Heading2"/>
-      </w:pPr>
+        <w:rPr>
+          <w:lang w:val="vi-VN"/>
+        </w:rPr>
+      </w:pPr>
+      <w:r>
+        <w:rPr>
+          <w:lang w:val="vi-VN"/>
+        </w:rPr>
+        <w:t xml:space="preserve">1.2 </w:t>
+      </w:r>
       <w:r>
         <w:t>Frontend</w:t>
       </w:r>
-    </w:p>
-    <w:p>
-      <w:pPr>
-        <w:numPr>
-          <w:ilvl w:val="0"/>
-          <w:numId w:val="2"/>
-        </w:numPr>
-        <w:rPr>
-          <w:rFonts w:ascii="Times New Roman" w:hAnsi="Times New Roman" w:cs="Times New Roman"/>
-        </w:rPr>
-      </w:pPr>
-      <w:r>
-        <w:rPr>
-          <w:rFonts w:ascii="Times New Roman" w:hAnsi="Times New Roman" w:cs="Times New Roman"/>
-        </w:rPr>
+      <w:r>
+        <w:rPr>
+          <w:lang w:val="vi-VN"/>
+        </w:rPr>
+        <w:t xml:space="preserve"> </w:t>
+      </w:r>
+    </w:p>
+    <w:p>
+      <w:pPr>
+        <w:pStyle w:val="Heading3"/>
+        <w:rPr>
+          <w:lang w:val="vi-VN"/>
+        </w:rPr>
+      </w:pPr>
+      <w:r>
         <w:t>Sử dụng Document Editor của Syncfusion</w:t>
       </w:r>
     </w:p>
     <w:p>
       <w:pPr>
-        <w:numPr>
-          <w:ilvl w:val="0"/>
-          <w:numId w:val="2"/>
-        </w:numPr>
-        <w:rPr>
-          <w:rFonts w:ascii="Times New Roman" w:hAnsi="Times New Roman" w:cs="Times New Roman"/>
-        </w:rPr>
-      </w:pPr>
-      <w:r>
-        <w:rPr>
-          <w:rFonts w:ascii="Times New Roman" w:hAnsi="Times New Roman" w:cs="Times New Roman"/>
-        </w:rPr>
+        <w:rPr>
+          <w:lang w:val="vi-VN"/>
+        </w:rPr>
+      </w:pPr>
+      <w:r>
+        <w:rPr>
+          <w:lang w:val="vi-VN"/>
+        </w:rPr>
+        <w:t>Nọi dung gì ấ</w:t>
+      </w:r>
+    </w:p>
+    <w:p>
+      <w:pPr>
+        <w:pStyle w:val="Heading3"/>
+        <w:rPr>
+          <w:lang w:val="vi-VN"/>
+        </w:rPr>
+      </w:pPr>
+      <w:r>
         <w:t>Hiển thị document theo từng section</w:t>
       </w:r>
     </w:p>
     <w:p>
       <w:pPr>
-        <w:numPr>
-          <w:ilvl w:val="0"/>
-          <w:numId w:val="2"/>
-        </w:numPr>
-        <w:rPr>
-          <w:rFonts w:ascii="Times New Roman" w:hAnsi="Times New Roman" w:cs="Times New Roman"/>
-        </w:rPr>
-      </w:pPr>
-      <w:r>
-        <w:rPr>
-          <w:rFonts w:ascii="Times New Roman" w:hAnsi="Times New Roman" w:cs="Times New Roman"/>
-        </w:rPr>
+        <w:rPr>
+          <w:lang w:val="vi-VN"/>
+        </w:rPr>
+      </w:pPr>
+      <w:r>
+        <w:rPr>
+          <w:lang w:val="vi-VN"/>
+        </w:rPr>
+        <w:t>Nọi dung gì ấ</w:t>
+      </w:r>
+    </w:p>
+    <w:p>
+      <w:pPr>
+        <w:pStyle w:val="Heading3"/>
+        <w:rPr>
+          <w:lang w:val="vi-VN"/>
+        </w:rPr>
+      </w:pPr>
+      <w:r>
         <w:t>Chỉ cho phép edit section được phân quyền</w:t>
       </w:r>
     </w:p>
     <w:p>
       <w:pPr>
-        <w:numPr>
-          <w:ilvl w:val="0"/>
-          <w:numId w:val="2"/>
-        </w:numPr>
-        <w:rPr>
-          <w:rFonts w:ascii="Times New Roman" w:hAnsi="Times New Roman" w:cs="Times New Roman"/>
-        </w:rPr>
-      </w:pPr>
-      <w:r>
-        <w:rPr>
-          <w:rFonts w:ascii="Times New Roman" w:hAnsi="Times New Roman" w:cs="Times New Roman"/>
-        </w:rPr>
+        <w:rPr>
+          <w:lang w:val="vi-VN"/>
+        </w:rPr>
+      </w:pPr>
+      <w:r>
+        <w:rPr>
+          <w:lang w:val="vi-VN"/>
+        </w:rPr>
+        <w:t>Nọi dung gì ấ</w:t>
+      </w:r>
+    </w:p>
+    <w:p>
+      <w:pPr>
+        <w:rPr>
+          <w:lang w:val="vi-VN"/>
+        </w:rPr>
+      </w:pPr>
+    </w:p>
+    <w:p>
+      <w:pPr>
+        <w:pStyle w:val="Heading3"/>
+        <w:rPr>
+          <w:lang w:val="vi-VN"/>
+        </w:rPr>
+      </w:pPr>
+      <w:r>
         <w:t>Kết nối realtime qua SignalR</w:t>
       </w:r>
+    </w:p>
+    <w:p>
+      <w:pPr>
+        <w:rPr>
+          <w:lang w:val="vi-VN"/>
+        </w:rPr>
+      </w:pPr>
+      <w:r>
+        <w:rPr>
+          <w:lang w:val="vi-VN"/>
+        </w:rPr>
+        <w:t>Nọi dung gì ấ</w:t>
+      </w:r>
+    </w:p>
+    <w:p>
+      <w:pPr>
+        <w:rPr>
+          <w:lang w:val="vi-VN"/>
+        </w:rPr>
+      </w:pPr>
     </w:p>
     <w:p>
       <w:pPr>
@@ -317,7 +386,6 @@
         <w:rPr>
           <w:rFonts w:ascii="Times New Roman" w:hAnsi="Times New Roman" w:cs="Times New Roman"/>
         </w:rPr>
-        <w:lastRenderedPageBreak/>
         <w:t>kiểm tra quyền</w:t>
       </w:r>
     </w:p>
@@ -475,6 +543,7 @@
         <w:rPr>
           <w:rFonts w:ascii="Times New Roman" w:hAnsi="Times New Roman" w:cs="Times New Roman"/>
         </w:rPr>
+        <w:lastRenderedPageBreak/>
         <w:pict w14:anchorId="12268B65">
           <v:rect id="_x0000_i1026" style="width:0;height:1.5pt" o:hralign="center" o:hrstd="t" o:hr="t" fillcolor="#a0a0a0" stroked="f"/>
         </w:pict>
@@ -713,7 +782,6 @@
         <w:rPr>
           <w:rFonts w:ascii="Times New Roman" w:hAnsi="Times New Roman" w:cs="Times New Roman"/>
         </w:rPr>
-        <w:lastRenderedPageBreak/>
         <w:t>UserId</w:t>
       </w:r>
     </w:p>
@@ -848,6 +916,7 @@
         <w:rPr>
           <w:rFonts w:ascii="Times New Roman" w:hAnsi="Times New Roman" w:cs="Times New Roman"/>
         </w:rPr>
+        <w:lastRenderedPageBreak/>
         <w:t>Lưu mỗi section thành 1 record riêng</w:t>
       </w:r>
     </w:p>
@@ -1096,7 +1165,6 @@
         <w:pStyle w:val="Heading2"/>
       </w:pPr>
       <w:r>
-        <w:lastRenderedPageBreak/>
         <w:t xml:space="preserve"> Conflict Handling</w:t>
       </w:r>
     </w:p>
@@ -1256,6 +1324,7 @@
         <w:pStyle w:val="Heading2"/>
       </w:pPr>
       <w:r>
+        <w:lastRenderedPageBreak/>
         <w:t>Lưu dữ liệu</w:t>
       </w:r>
     </w:p>
@@ -1530,7 +1599,6 @@
         <w:rPr>
           <w:rFonts w:ascii="Times New Roman" w:hAnsi="Times New Roman" w:cs="Times New Roman"/>
         </w:rPr>
-        <w:lastRenderedPageBreak/>
         <w:pict w14:anchorId="0EEA95D0">
           <v:rect id="_x0000_i1031" style="width:0;height:1.5pt" o:hralign="center" o:hrstd="t" o:hr="t" fillcolor="#a0a0a0" stroked="f"/>
         </w:pict>
@@ -1694,6 +1762,7 @@
         <w:rPr>
           <w:rFonts w:ascii="Times New Roman" w:hAnsi="Times New Roman" w:cs="Times New Roman"/>
         </w:rPr>
+        <w:lastRenderedPageBreak/>
         <w:t>update editor realtime</w:t>
       </w:r>
     </w:p>
@@ -2001,7 +2070,6 @@
         <w:rPr>
           <w:rFonts w:ascii="Times New Roman" w:hAnsi="Times New Roman" w:cs="Times New Roman"/>
         </w:rPr>
-        <w:lastRenderedPageBreak/>
         <w:t>Frontend: Syncfusion Document Editor</w:t>
       </w:r>
     </w:p>
@@ -2159,6 +2227,7 @@
           <w:b/>
           <w:bCs/>
         </w:rPr>
+        <w:lastRenderedPageBreak/>
         <w:t>✅</w:t>
       </w:r>
       <w:r>
@@ -2477,7 +2546,6 @@
         <w:rPr>
           <w:rFonts w:ascii="Times New Roman" w:hAnsi="Times New Roman" w:cs="Times New Roman"/>
         </w:rPr>
-        <w:lastRenderedPageBreak/>
         <w:t xml:space="preserve">chỉ edit section được phép </w:t>
       </w:r>
     </w:p>
@@ -6640,6 +6708,7 @@
   <w:style w:type="paragraph" w:default="1" w:styleId="Normal">
     <w:name w:val="Normal"/>
     <w:qFormat/>
+    <w:rsid w:val="004A1E0A"/>
   </w:style>
   <w:style w:type="paragraph" w:styleId="Heading1">
     <w:name w:val="heading 1"/>
@@ -6690,7 +6759,6 @@
     <w:next w:val="Normal"/>
     <w:link w:val="Heading3Char"/>
     <w:uiPriority w:val="9"/>
-    <w:semiHidden/>
     <w:unhideWhenUsed/>
     <w:qFormat/>
     <w:rsid w:val="00EF389C"/>
@@ -6897,7 +6965,6 @@
     <w:basedOn w:val="DefaultParagraphFont"/>
     <w:link w:val="Heading3"/>
     <w:uiPriority w:val="9"/>
-    <w:semiHidden/>
     <w:rsid w:val="00EF389C"/>
     <w:rPr>
       <w:rFonts w:eastAsiaTheme="majorEastAsia" w:cstheme="majorBidi"/>

--- a/text_editor_client/src/assets/Exampel doc.docx
+++ b/text_editor_client/src/assets/Exampel doc.docx
@@ -13,293 +13,163 @@
     <w:p>
       <w:pPr>
         <w:pStyle w:val="Heading1"/>
-      </w:pPr>
-      <w:r>
-        <w:t>Mục tiêu</w:t>
+        <w:rPr>
+          <w:lang w:val="vi-VN"/>
+        </w:rPr>
+      </w:pPr>
+      <w:r>
+        <w:rPr>
+          <w:lang w:val="vi-VN"/>
+        </w:rPr>
+        <w:t xml:space="preserve">1 </w:t>
+      </w:r>
+      <w:r>
+        <w:t>Kiến trúc tổng thể</w:t>
       </w:r>
     </w:p>
     <w:p>
       <w:pPr>
         <w:pStyle w:val="Heading2"/>
-      </w:pPr>
-      <w:r>
-        <w:t>Xây dựng hệ thống soạn thảo văn bản (Word-like) cho phép:</w:t>
-      </w:r>
-    </w:p>
-    <w:p>
-      <w:pPr>
-        <w:numPr>
-          <w:ilvl w:val="0"/>
-          <w:numId w:val="1"/>
-        </w:numPr>
-        <w:rPr>
-          <w:rFonts w:ascii="Times New Roman" w:hAnsi="Times New Roman" w:cs="Times New Roman"/>
-        </w:rPr>
-      </w:pPr>
-      <w:r>
-        <w:rPr>
-          <w:rFonts w:ascii="Times New Roman" w:hAnsi="Times New Roman" w:cs="Times New Roman"/>
-        </w:rPr>
-        <w:t>Load template Word (.docx)</w:t>
-      </w:r>
-    </w:p>
-    <w:p>
-      <w:pPr>
-        <w:numPr>
-          <w:ilvl w:val="0"/>
-          <w:numId w:val="1"/>
-        </w:numPr>
-        <w:rPr>
-          <w:rFonts w:ascii="Times New Roman" w:hAnsi="Times New Roman" w:cs="Times New Roman"/>
-        </w:rPr>
-      </w:pPr>
-      <w:r>
-        <w:rPr>
-          <w:rFonts w:ascii="Times New Roman" w:hAnsi="Times New Roman" w:cs="Times New Roman"/>
-        </w:rPr>
-        <w:t>Tự động chia thành các section (1.1, 1.2, 2.1…)</w:t>
-      </w:r>
-    </w:p>
-    <w:p>
-      <w:pPr>
-        <w:numPr>
-          <w:ilvl w:val="0"/>
-          <w:numId w:val="1"/>
-        </w:numPr>
-        <w:rPr>
-          <w:rFonts w:ascii="Times New Roman" w:hAnsi="Times New Roman" w:cs="Times New Roman"/>
-        </w:rPr>
-      </w:pPr>
-      <w:r>
-        <w:rPr>
-          <w:rFonts w:ascii="Times New Roman" w:hAnsi="Times New Roman" w:cs="Times New Roman"/>
-        </w:rPr>
-        <w:t>Phân công user theo từng section</w:t>
-      </w:r>
-    </w:p>
-    <w:p>
-      <w:pPr>
-        <w:numPr>
-          <w:ilvl w:val="0"/>
-          <w:numId w:val="1"/>
-        </w:numPr>
-        <w:rPr>
-          <w:rFonts w:ascii="Times New Roman" w:hAnsi="Times New Roman" w:cs="Times New Roman"/>
-        </w:rPr>
-      </w:pPr>
-      <w:r>
-        <w:rPr>
-          <w:rFonts w:ascii="Times New Roman" w:hAnsi="Times New Roman" w:cs="Times New Roman"/>
-        </w:rPr>
-        <w:t>Nhiều user có thể edit cùng lúc trong cùng section</w:t>
-      </w:r>
-    </w:p>
-    <w:p>
-      <w:pPr>
-        <w:numPr>
-          <w:ilvl w:val="0"/>
-          <w:numId w:val="1"/>
-        </w:numPr>
-        <w:rPr>
-          <w:rFonts w:ascii="Times New Roman" w:hAnsi="Times New Roman" w:cs="Times New Roman"/>
-        </w:rPr>
-      </w:pPr>
-      <w:r>
-        <w:rPr>
-          <w:rFonts w:ascii="Times New Roman" w:hAnsi="Times New Roman" w:cs="Times New Roman"/>
-        </w:rPr>
-        <w:t>Realtime sync giữa các user</w:t>
-      </w:r>
-    </w:p>
-    <w:p>
-      <w:pPr>
-        <w:numPr>
-          <w:ilvl w:val="0"/>
-          <w:numId w:val="1"/>
-        </w:numPr>
-        <w:rPr>
-          <w:rFonts w:ascii="Times New Roman" w:hAnsi="Times New Roman" w:cs="Times New Roman"/>
-        </w:rPr>
-      </w:pPr>
-      <w:r>
-        <w:rPr>
-          <w:rFonts w:ascii="Times New Roman" w:hAnsi="Times New Roman" w:cs="Times New Roman"/>
-        </w:rPr>
-        <w:t>Kiểm soát quyền chỉnh sửa</w:t>
-      </w:r>
-    </w:p>
-    <w:p>
-      <w:pPr>
-        <w:rPr>
-          <w:rFonts w:ascii="Times New Roman" w:hAnsi="Times New Roman" w:cs="Times New Roman"/>
-        </w:rPr>
-      </w:pPr>
-      <w:r>
-        <w:rPr>
-          <w:rFonts w:ascii="Times New Roman" w:hAnsi="Times New Roman" w:cs="Times New Roman"/>
-        </w:rPr>
-        <w:pict w14:anchorId="18AF24E1">
-          <v:rect id="_x0000_i1025" style="width:0;height:1.5pt" o:hralign="center" o:hrstd="t" o:hr="t" fillcolor="#a0a0a0" stroked="f"/>
-        </w:pict>
-      </w:r>
-    </w:p>
-    <w:p>
-      <w:pPr>
-        <w:pStyle w:val="Heading1"/>
         <w:rPr>
           <w:lang w:val="vi-VN"/>
         </w:rPr>
       </w:pPr>
       <w:r>
+        <w:rPr>
+          <w:lang w:val="vi-VN"/>
+        </w:rPr>
+        <w:t xml:space="preserve">1.2 </w:t>
+      </w:r>
+      <w:r>
+        <w:t>Frontend</w:t>
+      </w:r>
+      <w:r>
+        <w:rPr>
+          <w:lang w:val="vi-VN"/>
+        </w:rPr>
         <w:t xml:space="preserve"> </w:t>
       </w:r>
-      <w:r>
+    </w:p>
+    <w:p>
+      <w:pPr>
+        <w:pStyle w:val="Heading3"/>
         <w:rPr>
           <w:lang w:val="vi-VN"/>
         </w:rPr>
-        <w:t xml:space="preserve">1 </w:t>
-      </w:r>
-      <w:r>
-        <w:t>Kiến trúc tổng thể</w:t>
-      </w:r>
+      </w:pPr>
+      <w:r>
+        <w:t>Sử dụng Document Editor của Syncfusion</w:t>
+      </w:r>
+    </w:p>
+    <w:p>
+      <w:pPr>
+        <w:rPr>
+          <w:lang w:val="vi-VN"/>
+        </w:rPr>
+      </w:pPr>
+      <w:r>
+        <w:rPr>
+          <w:lang w:val="vi-VN"/>
+        </w:rPr>
+        <w:t>Nọi dung gì ấ</w:t>
+      </w:r>
+    </w:p>
+    <w:p>
+      <w:pPr>
+        <w:pStyle w:val="Heading3"/>
+        <w:rPr>
+          <w:lang w:val="vi-VN"/>
+        </w:rPr>
+      </w:pPr>
+      <w:r>
+        <w:t>Hiển thị document theo từng section</w:t>
+      </w:r>
+    </w:p>
+    <w:p>
+      <w:pPr>
+        <w:rPr>
+          <w:lang w:val="vi-VN"/>
+        </w:rPr>
+      </w:pPr>
+      <w:r>
+        <w:rPr>
+          <w:lang w:val="vi-VN"/>
+        </w:rPr>
+        <w:t>Nọi dung gì ấ</w:t>
+      </w:r>
+    </w:p>
+    <w:p>
+      <w:pPr>
+        <w:pStyle w:val="Heading3"/>
+        <w:rPr>
+          <w:lang w:val="vi-VN"/>
+        </w:rPr>
+      </w:pPr>
+      <w:r>
+        <w:t>Chỉ cho phép edit section được phân quyền</w:t>
+      </w:r>
+    </w:p>
+    <w:p>
+      <w:pPr>
+        <w:rPr>
+          <w:lang w:val="vi-VN"/>
+        </w:rPr>
+      </w:pPr>
+      <w:r>
+        <w:rPr>
+          <w:lang w:val="vi-VN"/>
+        </w:rPr>
+        <w:t>Nọi dung gì ấ</w:t>
+      </w:r>
+    </w:p>
+    <w:p>
+      <w:pPr>
+        <w:rPr>
+          <w:lang w:val="vi-VN"/>
+        </w:rPr>
+      </w:pPr>
+    </w:p>
+    <w:p>
+      <w:pPr>
+        <w:pStyle w:val="Heading3"/>
+        <w:rPr>
+          <w:lang w:val="vi-VN"/>
+        </w:rPr>
+      </w:pPr>
+      <w:r>
+        <w:t>Kết nối realtime qua SignalR</w:t>
+      </w:r>
+    </w:p>
+    <w:p>
+      <w:pPr>
+        <w:rPr>
+          <w:lang w:val="vi-VN"/>
+        </w:rPr>
+      </w:pPr>
+      <w:r>
+        <w:rPr>
+          <w:lang w:val="vi-VN"/>
+        </w:rPr>
+        <w:t>Nọi dung gì ấ</w:t>
+      </w:r>
+    </w:p>
+    <w:p>
+      <w:pPr>
+        <w:rPr>
+          <w:lang w:val="vi-VN"/>
+        </w:rPr>
+      </w:pPr>
     </w:p>
     <w:p>
       <w:pPr>
         <w:pStyle w:val="Heading2"/>
+      </w:pPr>
+      <w:r>
         <w:rPr>
           <w:lang w:val="vi-VN"/>
         </w:rPr>
-      </w:pPr>
-      <w:r>
-        <w:rPr>
-          <w:lang w:val="vi-VN"/>
-        </w:rPr>
-        <w:t xml:space="preserve">1.2 </w:t>
-      </w:r>
-      <w:r>
-        <w:t>Frontend</w:t>
-      </w:r>
-      <w:r>
-        <w:rPr>
-          <w:lang w:val="vi-VN"/>
-        </w:rPr>
-        <w:t xml:space="preserve"> </w:t>
-      </w:r>
-    </w:p>
-    <w:p>
-      <w:pPr>
-        <w:pStyle w:val="Heading3"/>
-        <w:rPr>
-          <w:lang w:val="vi-VN"/>
-        </w:rPr>
-      </w:pPr>
-      <w:r>
-        <w:t>Sử dụng Document Editor của Syncfusion</w:t>
-      </w:r>
-    </w:p>
-    <w:p>
-      <w:pPr>
-        <w:rPr>
-          <w:lang w:val="vi-VN"/>
-        </w:rPr>
-      </w:pPr>
-      <w:r>
-        <w:rPr>
-          <w:lang w:val="vi-VN"/>
-        </w:rPr>
-        <w:t>Nọi dung gì ấ</w:t>
-      </w:r>
-    </w:p>
-    <w:p>
-      <w:pPr>
-        <w:pStyle w:val="Heading3"/>
-        <w:rPr>
-          <w:lang w:val="vi-VN"/>
-        </w:rPr>
-      </w:pPr>
-      <w:r>
-        <w:t>Hiển thị document theo từng section</w:t>
-      </w:r>
-    </w:p>
-    <w:p>
-      <w:pPr>
-        <w:rPr>
-          <w:lang w:val="vi-VN"/>
-        </w:rPr>
-      </w:pPr>
-      <w:r>
-        <w:rPr>
-          <w:lang w:val="vi-VN"/>
-        </w:rPr>
-        <w:t>Nọi dung gì ấ</w:t>
-      </w:r>
-    </w:p>
-    <w:p>
-      <w:pPr>
-        <w:pStyle w:val="Heading3"/>
-        <w:rPr>
-          <w:lang w:val="vi-VN"/>
-        </w:rPr>
-      </w:pPr>
-      <w:r>
-        <w:t>Chỉ cho phép edit section được phân quyền</w:t>
-      </w:r>
-    </w:p>
-    <w:p>
-      <w:pPr>
-        <w:rPr>
-          <w:lang w:val="vi-VN"/>
-        </w:rPr>
-      </w:pPr>
-      <w:r>
-        <w:rPr>
-          <w:lang w:val="vi-VN"/>
-        </w:rPr>
-        <w:t>Nọi dung gì ấ</w:t>
-      </w:r>
-    </w:p>
-    <w:p>
-      <w:pPr>
-        <w:rPr>
-          <w:lang w:val="vi-VN"/>
-        </w:rPr>
-      </w:pPr>
-    </w:p>
-    <w:p>
-      <w:pPr>
-        <w:pStyle w:val="Heading3"/>
-        <w:rPr>
-          <w:lang w:val="vi-VN"/>
-        </w:rPr>
-      </w:pPr>
-      <w:r>
-        <w:t>Kết nối realtime qua SignalR</w:t>
-      </w:r>
-    </w:p>
-    <w:p>
-      <w:pPr>
-        <w:rPr>
-          <w:lang w:val="vi-VN"/>
-        </w:rPr>
-      </w:pPr>
-      <w:r>
-        <w:rPr>
-          <w:lang w:val="vi-VN"/>
-        </w:rPr>
-        <w:t>Nọi dung gì ấ</w:t>
-      </w:r>
-    </w:p>
-    <w:p>
-      <w:pPr>
-        <w:rPr>
-          <w:lang w:val="vi-VN"/>
-        </w:rPr>
-      </w:pPr>
-    </w:p>
-    <w:p>
-      <w:pPr>
-        <w:pStyle w:val="Heading2"/>
-      </w:pPr>
+        <w:t xml:space="preserve">1.3 </w:t>
+      </w:r>
       <w:r>
         <w:t>Backend (.NET Core)</w:t>
       </w:r>
@@ -411,6 +281,12 @@
         <w:pStyle w:val="Heading2"/>
       </w:pPr>
       <w:r>
+        <w:rPr>
+          <w:lang w:val="vi-VN"/>
+        </w:rPr>
+        <w:t xml:space="preserve">1.4 </w:t>
+      </w:r>
+      <w:r>
         <w:t>Storage</w:t>
       </w:r>
     </w:p>
@@ -445,6 +321,7 @@
         <w:rPr>
           <w:rFonts w:ascii="Times New Roman" w:hAnsi="Times New Roman" w:cs="Times New Roman"/>
         </w:rPr>
+        <w:lastRenderedPageBreak/>
         <w:t>Document</w:t>
       </w:r>
     </w:p>
@@ -543,7 +420,6 @@
         <w:rPr>
           <w:rFonts w:ascii="Times New Roman" w:hAnsi="Times New Roman" w:cs="Times New Roman"/>
         </w:rPr>
-        <w:lastRenderedPageBreak/>
         <w:pict w14:anchorId="12268B65">
           <v:rect id="_x0000_i1026" style="width:0;height:1.5pt" o:hralign="center" o:hrstd="t" o:hr="t" fillcolor="#a0a0a0" stroked="f"/>
         </w:pict>
@@ -814,6 +690,7 @@
         <w:pStyle w:val="Heading1"/>
       </w:pPr>
       <w:r>
+        <w:lastRenderedPageBreak/>
         <w:t xml:space="preserve"> Xử lý Word Template</w:t>
       </w:r>
     </w:p>
@@ -916,7 +793,6 @@
         <w:rPr>
           <w:rFonts w:ascii="Times New Roman" w:hAnsi="Times New Roman" w:cs="Times New Roman"/>
         </w:rPr>
-        <w:lastRenderedPageBreak/>
         <w:t>Lưu mỗi section thành 1 record riêng</w:t>
       </w:r>
     </w:p>
@@ -1216,6 +1092,7 @@
         <w:rPr>
           <w:rFonts w:ascii="Times New Roman" w:hAnsi="Times New Roman" w:cs="Times New Roman"/>
         </w:rPr>
+        <w:lastRenderedPageBreak/>
         <w:t>Version tăng dần</w:t>
       </w:r>
     </w:p>
@@ -1324,7 +1201,6 @@
         <w:pStyle w:val="Heading2"/>
       </w:pPr>
       <w:r>
-        <w:lastRenderedPageBreak/>
         <w:t>Lưu dữ liệu</w:t>
       </w:r>
     </w:p>
@@ -1643,6 +1519,7 @@
         <w:rPr>
           <w:rFonts w:ascii="Times New Roman" w:hAnsi="Times New Roman" w:cs="Times New Roman"/>
         </w:rPr>
+        <w:lastRenderedPageBreak/>
         <w:t>Load danh sách section</w:t>
       </w:r>
     </w:p>
@@ -1762,7 +1639,6 @@
         <w:rPr>
           <w:rFonts w:ascii="Times New Roman" w:hAnsi="Times New Roman" w:cs="Times New Roman"/>
         </w:rPr>
-        <w:lastRenderedPageBreak/>
         <w:t>update editor realtime</w:t>
       </w:r>
     </w:p>
@@ -2117,6 +1993,7 @@
         <w:rPr>
           <w:rFonts w:ascii="Times New Roman" w:hAnsi="Times New Roman" w:cs="Times New Roman"/>
         </w:rPr>
+        <w:lastRenderedPageBreak/>
         <w:pict w14:anchorId="01425996">
           <v:rect id="_x0000_i1035" style="width:0;height:1.5pt" o:hralign="center" o:hrstd="t" o:hr="t" fillcolor="#a0a0a0" stroked="f"/>
         </w:pict>
@@ -2227,7 +2104,6 @@
           <w:b/>
           <w:bCs/>
         </w:rPr>
-        <w:lastRenderedPageBreak/>
         <w:t>✅</w:t>
       </w:r>
       <w:r>
@@ -2548,6 +2424,16 @@
         </w:rPr>
         <w:t xml:space="preserve">chỉ edit section được phép </w:t>
       </w:r>
+    </w:p>
+    <w:p>
+      <w:pPr>
+        <w:rPr>
+          <w:rFonts w:ascii="Times New Roman" w:hAnsi="Times New Roman" w:cs="Times New Roman"/>
+          <w:b/>
+          <w:bCs/>
+          <w:lang w:val="vi-VN"/>
+        </w:rPr>
+      </w:pPr>
     </w:p>
     <w:p>
       <w:pPr>
@@ -6708,7 +6594,7 @@
   <w:style w:type="paragraph" w:default="1" w:styleId="Normal">
     <w:name w:val="Normal"/>
     <w:qFormat/>
-    <w:rsid w:val="004A1E0A"/>
+    <w:rsid w:val="008E714B"/>
   </w:style>
   <w:style w:type="paragraph" w:styleId="Heading1">
     <w:name w:val="heading 1"/>

--- a/text_editor_client/src/assets/Exampel doc.docx
+++ b/text_editor_client/src/assets/Exampel doc.docx
@@ -7,8 +7,15 @@
         <w:pStyle w:val="Title"/>
       </w:pPr>
       <w:r>
-        <w:t xml:space="preserve"> SYSTEM DESIGN PROMPT – COLLABORATIVE WORD EDITOR (SECTION-BASED)</w:t>
-      </w:r>
+        <w:t>SYSTEM DESIGN PROMPT – COLLABORATIVE WORD EDITOR (SECTION-BASED)</w:t>
+      </w:r>
+    </w:p>
+    <w:p>
+      <w:pPr>
+        <w:rPr>
+          <w:lang w:val="vi-VN"/>
+        </w:rPr>
+      </w:pPr>
     </w:p>
     <w:p>
       <w:pPr>
@@ -150,7 +157,7 @@
         <w:rPr>
           <w:lang w:val="vi-VN"/>
         </w:rPr>
-        <w:t>Nọi dung gì ấ</w:t>
+        <w:t xml:space="preserve">Nọi dung gì </w:t>
       </w:r>
     </w:p>
     <w:p>
@@ -284,6 +291,7 @@
         <w:rPr>
           <w:lang w:val="vi-VN"/>
         </w:rPr>
+        <w:lastRenderedPageBreak/>
         <w:t xml:space="preserve">1.4 </w:t>
       </w:r>
       <w:r>
@@ -321,7 +329,6 @@
         <w:rPr>
           <w:rFonts w:ascii="Times New Roman" w:hAnsi="Times New Roman" w:cs="Times New Roman"/>
         </w:rPr>
-        <w:lastRenderedPageBreak/>
         <w:t>Document</w:t>
       </w:r>
     </w:p>
@@ -421,475 +428,616 @@
           <w:rFonts w:ascii="Times New Roman" w:hAnsi="Times New Roman" w:cs="Times New Roman"/>
         </w:rPr>
         <w:pict w14:anchorId="12268B65">
+          <v:rect id="_x0000_i1025" style="width:0;height:1.5pt" o:hralign="center" o:hrstd="t" o:hr="t" fillcolor="#a0a0a0" stroked="f"/>
+        </w:pict>
+      </w:r>
+    </w:p>
+    <w:p>
+      <w:pPr>
+        <w:pStyle w:val="Heading1"/>
+      </w:pPr>
+      <w:r>
+        <w:t>Thiết kế dữ liệu</w:t>
+      </w:r>
+    </w:p>
+    <w:p>
+      <w:pPr>
+        <w:pStyle w:val="Heading2"/>
+      </w:pPr>
+      <w:r>
+        <w:t>Document</w:t>
+      </w:r>
+    </w:p>
+    <w:p>
+      <w:pPr>
+        <w:numPr>
+          <w:ilvl w:val="0"/>
+          <w:numId w:val="5"/>
+        </w:numPr>
+        <w:rPr>
+          <w:rFonts w:ascii="Times New Roman" w:hAnsi="Times New Roman" w:cs="Times New Roman"/>
+        </w:rPr>
+      </w:pPr>
+      <w:r>
+        <w:rPr>
+          <w:rFonts w:ascii="Times New Roman" w:hAnsi="Times New Roman" w:cs="Times New Roman"/>
+        </w:rPr>
+        <w:t>Id (GUID)</w:t>
+      </w:r>
+    </w:p>
+    <w:p>
+      <w:pPr>
+        <w:numPr>
+          <w:ilvl w:val="0"/>
+          <w:numId w:val="5"/>
+        </w:numPr>
+        <w:rPr>
+          <w:rFonts w:ascii="Times New Roman" w:hAnsi="Times New Roman" w:cs="Times New Roman"/>
+        </w:rPr>
+      </w:pPr>
+      <w:r>
+        <w:rPr>
+          <w:rFonts w:ascii="Times New Roman" w:hAnsi="Times New Roman" w:cs="Times New Roman"/>
+        </w:rPr>
+        <w:t>Title</w:t>
+      </w:r>
+    </w:p>
+    <w:p>
+      <w:pPr>
+        <w:numPr>
+          <w:ilvl w:val="0"/>
+          <w:numId w:val="5"/>
+        </w:numPr>
+        <w:rPr>
+          <w:rFonts w:ascii="Times New Roman" w:hAnsi="Times New Roman" w:cs="Times New Roman"/>
+        </w:rPr>
+      </w:pPr>
+      <w:r>
+        <w:rPr>
+          <w:rFonts w:ascii="Times New Roman" w:hAnsi="Times New Roman" w:cs="Times New Roman"/>
+        </w:rPr>
+        <w:t>CreatedAt</w:t>
+      </w:r>
+    </w:p>
+    <w:p>
+      <w:pPr>
+        <w:pStyle w:val="Heading2"/>
+      </w:pPr>
+      <w:r>
+        <w:t>Section</w:t>
+      </w:r>
+    </w:p>
+    <w:p>
+      <w:pPr>
+        <w:numPr>
+          <w:ilvl w:val="0"/>
+          <w:numId w:val="6"/>
+        </w:numPr>
+        <w:rPr>
+          <w:rFonts w:ascii="Times New Roman" w:hAnsi="Times New Roman" w:cs="Times New Roman"/>
+        </w:rPr>
+      </w:pPr>
+      <w:r>
+        <w:rPr>
+          <w:rFonts w:ascii="Times New Roman" w:hAnsi="Times New Roman" w:cs="Times New Roman"/>
+        </w:rPr>
+        <w:t>Id (GUID)</w:t>
+      </w:r>
+    </w:p>
+    <w:p>
+      <w:pPr>
+        <w:numPr>
+          <w:ilvl w:val="0"/>
+          <w:numId w:val="6"/>
+        </w:numPr>
+        <w:rPr>
+          <w:rFonts w:ascii="Times New Roman" w:hAnsi="Times New Roman" w:cs="Times New Roman"/>
+        </w:rPr>
+      </w:pPr>
+      <w:r>
+        <w:rPr>
+          <w:rFonts w:ascii="Times New Roman" w:hAnsi="Times New Roman" w:cs="Times New Roman"/>
+        </w:rPr>
+        <w:t>DocumentId</w:t>
+      </w:r>
+    </w:p>
+    <w:p>
+      <w:pPr>
+        <w:numPr>
+          <w:ilvl w:val="0"/>
+          <w:numId w:val="6"/>
+        </w:numPr>
+        <w:rPr>
+          <w:rFonts w:ascii="Times New Roman" w:hAnsi="Times New Roman" w:cs="Times New Roman"/>
+        </w:rPr>
+      </w:pPr>
+      <w:r>
+        <w:rPr>
+          <w:rFonts w:ascii="Times New Roman" w:hAnsi="Times New Roman" w:cs="Times New Roman"/>
+        </w:rPr>
+        <w:t>Name (1.1, 2.1…)</w:t>
+      </w:r>
+    </w:p>
+    <w:p>
+      <w:pPr>
+        <w:numPr>
+          <w:ilvl w:val="0"/>
+          <w:numId w:val="6"/>
+        </w:numPr>
+        <w:rPr>
+          <w:rFonts w:ascii="Times New Roman" w:hAnsi="Times New Roman" w:cs="Times New Roman"/>
+        </w:rPr>
+      </w:pPr>
+      <w:r>
+        <w:rPr>
+          <w:rFonts w:ascii="Times New Roman" w:hAnsi="Times New Roman" w:cs="Times New Roman"/>
+        </w:rPr>
+        <w:t>Content (SFDT JSON)</w:t>
+      </w:r>
+    </w:p>
+    <w:p>
+      <w:pPr>
+        <w:numPr>
+          <w:ilvl w:val="0"/>
+          <w:numId w:val="6"/>
+        </w:numPr>
+        <w:rPr>
+          <w:rFonts w:ascii="Times New Roman" w:hAnsi="Times New Roman" w:cs="Times New Roman"/>
+        </w:rPr>
+      </w:pPr>
+      <w:r>
+        <w:rPr>
+          <w:rFonts w:ascii="Times New Roman" w:hAnsi="Times New Roman" w:cs="Times New Roman"/>
+        </w:rPr>
+        <w:t>Version (int)</w:t>
+      </w:r>
+    </w:p>
+    <w:p>
+      <w:pPr>
+        <w:numPr>
+          <w:ilvl w:val="0"/>
+          <w:numId w:val="6"/>
+        </w:numPr>
+        <w:rPr>
+          <w:rFonts w:ascii="Times New Roman" w:hAnsi="Times New Roman" w:cs="Times New Roman"/>
+        </w:rPr>
+      </w:pPr>
+      <w:r>
+        <w:rPr>
+          <w:rFonts w:ascii="Times New Roman" w:hAnsi="Times New Roman" w:cs="Times New Roman"/>
+        </w:rPr>
+        <w:t>UpdatedAt</w:t>
+      </w:r>
+    </w:p>
+    <w:p>
+      <w:pPr>
+        <w:pStyle w:val="Heading2"/>
+      </w:pPr>
+      <w:r>
+        <w:t>SectionUser</w:t>
+      </w:r>
+    </w:p>
+    <w:p>
+      <w:pPr>
+        <w:numPr>
+          <w:ilvl w:val="0"/>
+          <w:numId w:val="7"/>
+        </w:numPr>
+        <w:rPr>
+          <w:rFonts w:ascii="Times New Roman" w:hAnsi="Times New Roman" w:cs="Times New Roman"/>
+        </w:rPr>
+      </w:pPr>
+      <w:r>
+        <w:rPr>
+          <w:rFonts w:ascii="Times New Roman" w:hAnsi="Times New Roman" w:cs="Times New Roman"/>
+        </w:rPr>
+        <w:t>Id</w:t>
+      </w:r>
+    </w:p>
+    <w:p>
+      <w:pPr>
+        <w:numPr>
+          <w:ilvl w:val="0"/>
+          <w:numId w:val="7"/>
+        </w:numPr>
+        <w:rPr>
+          <w:rFonts w:ascii="Times New Roman" w:hAnsi="Times New Roman" w:cs="Times New Roman"/>
+        </w:rPr>
+      </w:pPr>
+      <w:r>
+        <w:rPr>
+          <w:rFonts w:ascii="Times New Roman" w:hAnsi="Times New Roman" w:cs="Times New Roman"/>
+        </w:rPr>
+        <w:t>SectionId</w:t>
+      </w:r>
+    </w:p>
+    <w:p>
+      <w:pPr>
+        <w:numPr>
+          <w:ilvl w:val="0"/>
+          <w:numId w:val="7"/>
+        </w:numPr>
+        <w:rPr>
+          <w:rFonts w:ascii="Times New Roman" w:hAnsi="Times New Roman" w:cs="Times New Roman"/>
+        </w:rPr>
+      </w:pPr>
+      <w:r>
+        <w:rPr>
+          <w:rFonts w:ascii="Times New Roman" w:hAnsi="Times New Roman" w:cs="Times New Roman"/>
+        </w:rPr>
+        <w:t>UserId</w:t>
+      </w:r>
+    </w:p>
+    <w:p>
+      <w:pPr>
+        <w:numPr>
+          <w:ilvl w:val="0"/>
+          <w:numId w:val="7"/>
+        </w:numPr>
+        <w:rPr>
+          <w:rFonts w:ascii="Times New Roman" w:hAnsi="Times New Roman" w:cs="Times New Roman"/>
+        </w:rPr>
+      </w:pPr>
+      <w:r>
+        <w:rPr>
+          <w:rFonts w:ascii="Times New Roman" w:hAnsi="Times New Roman" w:cs="Times New Roman"/>
+        </w:rPr>
+        <w:t>Role (editor/viewer)</w:t>
+      </w:r>
+    </w:p>
+    <w:p>
+      <w:pPr>
+        <w:rPr>
+          <w:rFonts w:ascii="Times New Roman" w:hAnsi="Times New Roman" w:cs="Times New Roman"/>
+        </w:rPr>
+      </w:pPr>
+    </w:p>
+    <w:p>
+      <w:pPr>
+        <w:pStyle w:val="Heading1"/>
+      </w:pPr>
+      <w:r>
+        <w:t xml:space="preserve"> Xử lý Word Template</w:t>
+      </w:r>
+    </w:p>
+    <w:p>
+      <w:pPr>
+        <w:numPr>
+          <w:ilvl w:val="0"/>
+          <w:numId w:val="8"/>
+        </w:numPr>
+        <w:rPr>
+          <w:rFonts w:ascii="Times New Roman" w:hAnsi="Times New Roman" w:cs="Times New Roman"/>
+        </w:rPr>
+      </w:pPr>
+      <w:r>
+        <w:rPr>
+          <w:rFonts w:ascii="Times New Roman" w:hAnsi="Times New Roman" w:cs="Times New Roman"/>
+        </w:rPr>
+        <w:t>Upload file .docx</w:t>
+      </w:r>
+    </w:p>
+    <w:p>
+      <w:pPr>
+        <w:numPr>
+          <w:ilvl w:val="0"/>
+          <w:numId w:val="8"/>
+        </w:numPr>
+        <w:rPr>
+          <w:rFonts w:ascii="Times New Roman" w:hAnsi="Times New Roman" w:cs="Times New Roman"/>
+        </w:rPr>
+      </w:pPr>
+      <w:r>
+        <w:rPr>
+          <w:rFonts w:ascii="Times New Roman" w:hAnsi="Times New Roman" w:cs="Times New Roman"/>
+        </w:rPr>
+        <w:t>Convert sang SFDT (Syncfusion)</w:t>
+      </w:r>
+    </w:p>
+    <w:p>
+      <w:pPr>
+        <w:numPr>
+          <w:ilvl w:val="0"/>
+          <w:numId w:val="8"/>
+        </w:numPr>
+        <w:rPr>
+          <w:rFonts w:ascii="Times New Roman" w:hAnsi="Times New Roman" w:cs="Times New Roman"/>
+        </w:rPr>
+      </w:pPr>
+      <w:r>
+        <w:rPr>
+          <w:rFonts w:ascii="Times New Roman" w:hAnsi="Times New Roman" w:cs="Times New Roman"/>
+        </w:rPr>
+        <w:t>Parse theo Heading:</w:t>
+      </w:r>
+    </w:p>
+    <w:p>
+      <w:pPr>
+        <w:numPr>
+          <w:ilvl w:val="1"/>
+          <w:numId w:val="8"/>
+        </w:numPr>
+        <w:rPr>
+          <w:rFonts w:ascii="Times New Roman" w:hAnsi="Times New Roman" w:cs="Times New Roman"/>
+        </w:rPr>
+      </w:pPr>
+      <w:r>
+        <w:rPr>
+          <w:rFonts w:ascii="Times New Roman" w:hAnsi="Times New Roman" w:cs="Times New Roman"/>
+        </w:rPr>
+        <w:t>Heading 1 → chương</w:t>
+      </w:r>
+    </w:p>
+    <w:p>
+      <w:pPr>
+        <w:numPr>
+          <w:ilvl w:val="1"/>
+          <w:numId w:val="8"/>
+        </w:numPr>
+        <w:rPr>
+          <w:rFonts w:ascii="Times New Roman" w:hAnsi="Times New Roman" w:cs="Times New Roman"/>
+        </w:rPr>
+      </w:pPr>
+      <w:r>
+        <w:rPr>
+          <w:rFonts w:ascii="Times New Roman" w:hAnsi="Times New Roman" w:cs="Times New Roman"/>
+        </w:rPr>
+        <w:t>Heading 2 → section (1.1, 1.2…)</w:t>
+      </w:r>
+    </w:p>
+    <w:p>
+      <w:pPr>
+        <w:numPr>
+          <w:ilvl w:val="0"/>
+          <w:numId w:val="8"/>
+        </w:numPr>
+        <w:rPr>
+          <w:rFonts w:ascii="Times New Roman" w:hAnsi="Times New Roman" w:cs="Times New Roman"/>
+        </w:rPr>
+      </w:pPr>
+      <w:r>
+        <w:rPr>
+          <w:rFonts w:ascii="Times New Roman" w:hAnsi="Times New Roman" w:cs="Times New Roman"/>
+        </w:rPr>
+        <w:t>Lưu mỗi section thành 1 record riêng</w:t>
+      </w:r>
+    </w:p>
+    <w:p>
+      <w:pPr>
+        <w:rPr>
+          <w:rFonts w:ascii="Times New Roman" w:hAnsi="Times New Roman" w:cs="Times New Roman"/>
+        </w:rPr>
+      </w:pPr>
+    </w:p>
+    <w:p>
+      <w:pPr>
+        <w:pStyle w:val="Heading2"/>
+      </w:pPr>
+      <w:r>
+        <w:t>Phân quyền</w:t>
+      </w:r>
+    </w:p>
+    <w:p>
+      <w:pPr>
+        <w:numPr>
+          <w:ilvl w:val="0"/>
+          <w:numId w:val="9"/>
+        </w:numPr>
+        <w:rPr>
+          <w:rFonts w:ascii="Times New Roman" w:hAnsi="Times New Roman" w:cs="Times New Roman"/>
+        </w:rPr>
+      </w:pPr>
+      <w:r>
+        <w:rPr>
+          <w:rFonts w:ascii="Times New Roman" w:hAnsi="Times New Roman" w:cs="Times New Roman"/>
+        </w:rPr>
+        <w:t>Mỗi section có danh sách user được edit</w:t>
+      </w:r>
+    </w:p>
+    <w:p>
+      <w:pPr>
+        <w:numPr>
+          <w:ilvl w:val="0"/>
+          <w:numId w:val="9"/>
+        </w:numPr>
+        <w:rPr>
+          <w:rFonts w:ascii="Times New Roman" w:hAnsi="Times New Roman" w:cs="Times New Roman"/>
+        </w:rPr>
+      </w:pPr>
+      <w:r>
+        <w:rPr>
+          <w:rFonts w:ascii="Times New Roman" w:hAnsi="Times New Roman" w:cs="Times New Roman"/>
+        </w:rPr>
+        <w:t>User không thuộc section:</w:t>
+      </w:r>
+    </w:p>
+    <w:p>
+      <w:pPr>
+        <w:numPr>
+          <w:ilvl w:val="1"/>
+          <w:numId w:val="9"/>
+        </w:numPr>
+        <w:rPr>
+          <w:rFonts w:ascii="Times New Roman" w:hAnsi="Times New Roman" w:cs="Times New Roman"/>
+        </w:rPr>
+      </w:pPr>
+      <w:r>
+        <w:rPr>
+          <w:rFonts w:ascii="Times New Roman" w:hAnsi="Times New Roman" w:cs="Times New Roman"/>
+        </w:rPr>
+        <w:t>chỉ read</w:t>
+      </w:r>
+    </w:p>
+    <w:p>
+      <w:pPr>
+        <w:numPr>
+          <w:ilvl w:val="1"/>
+          <w:numId w:val="9"/>
+        </w:numPr>
+        <w:rPr>
+          <w:rFonts w:ascii="Times New Roman" w:hAnsi="Times New Roman" w:cs="Times New Roman"/>
+        </w:rPr>
+      </w:pPr>
+      <w:r>
+        <w:rPr>
+          <w:rFonts w:ascii="Times New Roman" w:hAnsi="Times New Roman" w:cs="Times New Roman"/>
+        </w:rPr>
+        <w:t>hoặc không thấy</w:t>
+      </w:r>
+    </w:p>
+    <w:p>
+      <w:pPr>
+        <w:rPr>
+          <w:rFonts w:ascii="Times New Roman" w:hAnsi="Times New Roman" w:cs="Times New Roman"/>
+        </w:rPr>
+      </w:pPr>
+      <w:r>
+        <w:rPr>
+          <w:rFonts w:ascii="Times New Roman" w:hAnsi="Times New Roman" w:cs="Times New Roman"/>
+        </w:rPr>
+        <w:pict w14:anchorId="0A9698AA">
           <v:rect id="_x0000_i1026" style="width:0;height:1.5pt" o:hralign="center" o:hrstd="t" o:hr="t" fillcolor="#a0a0a0" stroked="f"/>
         </w:pict>
       </w:r>
     </w:p>
     <w:p>
       <w:pPr>
-        <w:pStyle w:val="Heading1"/>
-      </w:pPr>
-      <w:r>
-        <w:t>Thiết kế dữ liệu</w:t>
-      </w:r>
-    </w:p>
-    <w:p>
-      <w:pPr>
         <w:pStyle w:val="Heading2"/>
       </w:pPr>
       <w:r>
-        <w:t>Document</w:t>
+        <w:t>Realtime Collaboration</w:t>
+      </w:r>
+    </w:p>
+    <w:p>
+      <w:pPr>
+        <w:rPr>
+          <w:rFonts w:ascii="Times New Roman" w:hAnsi="Times New Roman" w:cs="Times New Roman"/>
+          <w:b/>
+          <w:bCs/>
+        </w:rPr>
+      </w:pPr>
+      <w:r>
+        <w:rPr>
+          <w:rFonts w:ascii="Times New Roman" w:hAnsi="Times New Roman" w:cs="Times New Roman"/>
+          <w:b/>
+          <w:bCs/>
+        </w:rPr>
+        <w:t>SignalR Hub</w:t>
       </w:r>
     </w:p>
     <w:p>
       <w:pPr>
         <w:numPr>
           <w:ilvl w:val="0"/>
-          <w:numId w:val="5"/>
-        </w:numPr>
-        <w:rPr>
-          <w:rFonts w:ascii="Times New Roman" w:hAnsi="Times New Roman" w:cs="Times New Roman"/>
-        </w:rPr>
-      </w:pPr>
-      <w:r>
-        <w:rPr>
-          <w:rFonts w:ascii="Times New Roman" w:hAnsi="Times New Roman" w:cs="Times New Roman"/>
-        </w:rPr>
-        <w:t>Id (GUID)</w:t>
+          <w:numId w:val="10"/>
+        </w:numPr>
+        <w:rPr>
+          <w:rFonts w:ascii="Times New Roman" w:hAnsi="Times New Roman" w:cs="Times New Roman"/>
+        </w:rPr>
+      </w:pPr>
+      <w:r>
+        <w:rPr>
+          <w:rFonts w:ascii="Times New Roman" w:hAnsi="Times New Roman" w:cs="Times New Roman"/>
+        </w:rPr>
+        <w:t>JoinSection(sectionId)</w:t>
       </w:r>
     </w:p>
     <w:p>
       <w:pPr>
         <w:numPr>
           <w:ilvl w:val="0"/>
-          <w:numId w:val="5"/>
-        </w:numPr>
-        <w:rPr>
-          <w:rFonts w:ascii="Times New Roman" w:hAnsi="Times New Roman" w:cs="Times New Roman"/>
-        </w:rPr>
-      </w:pPr>
-      <w:r>
-        <w:rPr>
-          <w:rFonts w:ascii="Times New Roman" w:hAnsi="Times New Roman" w:cs="Times New Roman"/>
-        </w:rPr>
-        <w:t>Title</w:t>
+          <w:numId w:val="10"/>
+        </w:numPr>
+        <w:rPr>
+          <w:rFonts w:ascii="Times New Roman" w:hAnsi="Times New Roman" w:cs="Times New Roman"/>
+        </w:rPr>
+      </w:pPr>
+      <w:r>
+        <w:rPr>
+          <w:rFonts w:ascii="Times New Roman" w:hAnsi="Times New Roman" w:cs="Times New Roman"/>
+        </w:rPr>
+        <w:t>LeaveSection(sectionId)</w:t>
       </w:r>
     </w:p>
     <w:p>
       <w:pPr>
         <w:numPr>
           <w:ilvl w:val="0"/>
-          <w:numId w:val="5"/>
-        </w:numPr>
-        <w:rPr>
-          <w:rFonts w:ascii="Times New Roman" w:hAnsi="Times New Roman" w:cs="Times New Roman"/>
-        </w:rPr>
-      </w:pPr>
-      <w:r>
-        <w:rPr>
-          <w:rFonts w:ascii="Times New Roman" w:hAnsi="Times New Roman" w:cs="Times New Roman"/>
-        </w:rPr>
-        <w:t>CreatedAt</w:t>
-      </w:r>
-    </w:p>
-    <w:p>
-      <w:pPr>
-        <w:pStyle w:val="Heading2"/>
-      </w:pPr>
-      <w:r>
-        <w:t>Section</w:t>
+          <w:numId w:val="10"/>
+        </w:numPr>
+        <w:rPr>
+          <w:rFonts w:ascii="Times New Roman" w:hAnsi="Times New Roman" w:cs="Times New Roman"/>
+        </w:rPr>
+      </w:pPr>
+      <w:r>
+        <w:rPr>
+          <w:rFonts w:ascii="Times New Roman" w:hAnsi="Times New Roman" w:cs="Times New Roman"/>
+        </w:rPr>
+        <w:t>SendChange(sectionId, content, version)</w:t>
+      </w:r>
+    </w:p>
+    <w:p>
+      <w:pPr>
+        <w:rPr>
+          <w:rFonts w:ascii="Times New Roman" w:hAnsi="Times New Roman" w:cs="Times New Roman"/>
+          <w:b/>
+          <w:bCs/>
+        </w:rPr>
+      </w:pPr>
+      <w:r>
+        <w:rPr>
+          <w:rFonts w:ascii="Times New Roman" w:hAnsi="Times New Roman" w:cs="Times New Roman"/>
+          <w:b/>
+          <w:bCs/>
+        </w:rPr>
+        <w:t>Nguyên tắc</w:t>
       </w:r>
     </w:p>
     <w:p>
       <w:pPr>
         <w:numPr>
           <w:ilvl w:val="0"/>
-          <w:numId w:val="6"/>
-        </w:numPr>
-        <w:rPr>
-          <w:rFonts w:ascii="Times New Roman" w:hAnsi="Times New Roman" w:cs="Times New Roman"/>
-        </w:rPr>
-      </w:pPr>
-      <w:r>
-        <w:rPr>
-          <w:rFonts w:ascii="Times New Roman" w:hAnsi="Times New Roman" w:cs="Times New Roman"/>
-        </w:rPr>
-        <w:t>Id (GUID)</w:t>
+          <w:numId w:val="11"/>
+        </w:numPr>
+        <w:rPr>
+          <w:rFonts w:ascii="Times New Roman" w:hAnsi="Times New Roman" w:cs="Times New Roman"/>
+        </w:rPr>
+      </w:pPr>
+      <w:r>
+        <w:rPr>
+          <w:rFonts w:ascii="Times New Roman" w:hAnsi="Times New Roman" w:cs="Times New Roman"/>
+        </w:rPr>
+        <w:t>Mỗi section = 1 SignalR group</w:t>
       </w:r>
     </w:p>
     <w:p>
       <w:pPr>
         <w:numPr>
           <w:ilvl w:val="0"/>
-          <w:numId w:val="6"/>
-        </w:numPr>
-        <w:rPr>
-          <w:rFonts w:ascii="Times New Roman" w:hAnsi="Times New Roman" w:cs="Times New Roman"/>
-        </w:rPr>
-      </w:pPr>
-      <w:r>
-        <w:rPr>
-          <w:rFonts w:ascii="Times New Roman" w:hAnsi="Times New Roman" w:cs="Times New Roman"/>
-        </w:rPr>
-        <w:t>DocumentId</w:t>
-      </w:r>
-    </w:p>
-    <w:p>
-      <w:pPr>
-        <w:numPr>
-          <w:ilvl w:val="0"/>
-          <w:numId w:val="6"/>
-        </w:numPr>
-        <w:rPr>
-          <w:rFonts w:ascii="Times New Roman" w:hAnsi="Times New Roman" w:cs="Times New Roman"/>
-        </w:rPr>
-      </w:pPr>
-      <w:r>
-        <w:rPr>
-          <w:rFonts w:ascii="Times New Roman" w:hAnsi="Times New Roman" w:cs="Times New Roman"/>
-        </w:rPr>
-        <w:t>Name (1.1, 2.1…)</w:t>
-      </w:r>
-    </w:p>
-    <w:p>
-      <w:pPr>
-        <w:numPr>
-          <w:ilvl w:val="0"/>
-          <w:numId w:val="6"/>
-        </w:numPr>
-        <w:rPr>
-          <w:rFonts w:ascii="Times New Roman" w:hAnsi="Times New Roman" w:cs="Times New Roman"/>
-        </w:rPr>
-      </w:pPr>
-      <w:r>
-        <w:rPr>
-          <w:rFonts w:ascii="Times New Roman" w:hAnsi="Times New Roman" w:cs="Times New Roman"/>
-        </w:rPr>
-        <w:t>Content (SFDT JSON)</w:t>
-      </w:r>
-    </w:p>
-    <w:p>
-      <w:pPr>
-        <w:numPr>
-          <w:ilvl w:val="0"/>
-          <w:numId w:val="6"/>
-        </w:numPr>
-        <w:rPr>
-          <w:rFonts w:ascii="Times New Roman" w:hAnsi="Times New Roman" w:cs="Times New Roman"/>
-        </w:rPr>
-      </w:pPr>
-      <w:r>
-        <w:rPr>
-          <w:rFonts w:ascii="Times New Roman" w:hAnsi="Times New Roman" w:cs="Times New Roman"/>
-        </w:rPr>
-        <w:t>Version (int)</w:t>
-      </w:r>
-    </w:p>
-    <w:p>
-      <w:pPr>
-        <w:numPr>
-          <w:ilvl w:val="0"/>
-          <w:numId w:val="6"/>
-        </w:numPr>
-        <w:rPr>
-          <w:rFonts w:ascii="Times New Roman" w:hAnsi="Times New Roman" w:cs="Times New Roman"/>
-        </w:rPr>
-      </w:pPr>
-      <w:r>
-        <w:rPr>
-          <w:rFonts w:ascii="Times New Roman" w:hAnsi="Times New Roman" w:cs="Times New Roman"/>
-        </w:rPr>
-        <w:t>UpdatedAt</w:t>
-      </w:r>
-    </w:p>
-    <w:p>
-      <w:pPr>
-        <w:pStyle w:val="Heading2"/>
-      </w:pPr>
-      <w:r>
-        <w:t>SectionUser</w:t>
-      </w:r>
-    </w:p>
-    <w:p>
-      <w:pPr>
-        <w:numPr>
-          <w:ilvl w:val="0"/>
-          <w:numId w:val="7"/>
-        </w:numPr>
-        <w:rPr>
-          <w:rFonts w:ascii="Times New Roman" w:hAnsi="Times New Roman" w:cs="Times New Roman"/>
-        </w:rPr>
-      </w:pPr>
-      <w:r>
-        <w:rPr>
-          <w:rFonts w:ascii="Times New Roman" w:hAnsi="Times New Roman" w:cs="Times New Roman"/>
-        </w:rPr>
-        <w:t>Id</w:t>
-      </w:r>
-    </w:p>
-    <w:p>
-      <w:pPr>
-        <w:numPr>
-          <w:ilvl w:val="0"/>
-          <w:numId w:val="7"/>
-        </w:numPr>
-        <w:rPr>
-          <w:rFonts w:ascii="Times New Roman" w:hAnsi="Times New Roman" w:cs="Times New Roman"/>
-        </w:rPr>
-      </w:pPr>
-      <w:r>
-        <w:rPr>
-          <w:rFonts w:ascii="Times New Roman" w:hAnsi="Times New Roman" w:cs="Times New Roman"/>
-        </w:rPr>
-        <w:t>SectionId</w:t>
-      </w:r>
-    </w:p>
-    <w:p>
-      <w:pPr>
-        <w:numPr>
-          <w:ilvl w:val="0"/>
-          <w:numId w:val="7"/>
-        </w:numPr>
-        <w:rPr>
-          <w:rFonts w:ascii="Times New Roman" w:hAnsi="Times New Roman" w:cs="Times New Roman"/>
-        </w:rPr>
-      </w:pPr>
-      <w:r>
-        <w:rPr>
-          <w:rFonts w:ascii="Times New Roman" w:hAnsi="Times New Roman" w:cs="Times New Roman"/>
-        </w:rPr>
-        <w:t>UserId</w:t>
-      </w:r>
-    </w:p>
-    <w:p>
-      <w:pPr>
-        <w:numPr>
-          <w:ilvl w:val="0"/>
-          <w:numId w:val="7"/>
-        </w:numPr>
-        <w:rPr>
-          <w:rFonts w:ascii="Times New Roman" w:hAnsi="Times New Roman" w:cs="Times New Roman"/>
-        </w:rPr>
-      </w:pPr>
-      <w:r>
-        <w:rPr>
-          <w:rFonts w:ascii="Times New Roman" w:hAnsi="Times New Roman" w:cs="Times New Roman"/>
-        </w:rPr>
-        <w:t>Role (editor/viewer)</w:t>
-      </w:r>
-    </w:p>
-    <w:p>
-      <w:pPr>
-        <w:rPr>
-          <w:rFonts w:ascii="Times New Roman" w:hAnsi="Times New Roman" w:cs="Times New Roman"/>
-        </w:rPr>
-      </w:pPr>
-    </w:p>
-    <w:p>
-      <w:pPr>
-        <w:pStyle w:val="Heading1"/>
-      </w:pPr>
-      <w:r>
-        <w:lastRenderedPageBreak/>
-        <w:t xml:space="preserve"> Xử lý Word Template</w:t>
-      </w:r>
-    </w:p>
-    <w:p>
-      <w:pPr>
-        <w:numPr>
-          <w:ilvl w:val="0"/>
-          <w:numId w:val="8"/>
-        </w:numPr>
-        <w:rPr>
-          <w:rFonts w:ascii="Times New Roman" w:hAnsi="Times New Roman" w:cs="Times New Roman"/>
-        </w:rPr>
-      </w:pPr>
-      <w:r>
-        <w:rPr>
-          <w:rFonts w:ascii="Times New Roman" w:hAnsi="Times New Roman" w:cs="Times New Roman"/>
-        </w:rPr>
-        <w:t>Upload file .docx</w:t>
-      </w:r>
-    </w:p>
-    <w:p>
-      <w:pPr>
-        <w:numPr>
-          <w:ilvl w:val="0"/>
-          <w:numId w:val="8"/>
-        </w:numPr>
-        <w:rPr>
-          <w:rFonts w:ascii="Times New Roman" w:hAnsi="Times New Roman" w:cs="Times New Roman"/>
-        </w:rPr>
-      </w:pPr>
-      <w:r>
-        <w:rPr>
-          <w:rFonts w:ascii="Times New Roman" w:hAnsi="Times New Roman" w:cs="Times New Roman"/>
-        </w:rPr>
-        <w:t>Convert sang SFDT (Syncfusion)</w:t>
-      </w:r>
-    </w:p>
-    <w:p>
-      <w:pPr>
-        <w:numPr>
-          <w:ilvl w:val="0"/>
-          <w:numId w:val="8"/>
-        </w:numPr>
-        <w:rPr>
-          <w:rFonts w:ascii="Times New Roman" w:hAnsi="Times New Roman" w:cs="Times New Roman"/>
-        </w:rPr>
-      </w:pPr>
-      <w:r>
-        <w:rPr>
-          <w:rFonts w:ascii="Times New Roman" w:hAnsi="Times New Roman" w:cs="Times New Roman"/>
-        </w:rPr>
-        <w:t>Parse theo Heading:</w:t>
-      </w:r>
-    </w:p>
-    <w:p>
-      <w:pPr>
-        <w:numPr>
-          <w:ilvl w:val="1"/>
-          <w:numId w:val="8"/>
-        </w:numPr>
-        <w:rPr>
-          <w:rFonts w:ascii="Times New Roman" w:hAnsi="Times New Roman" w:cs="Times New Roman"/>
-        </w:rPr>
-      </w:pPr>
-      <w:r>
-        <w:rPr>
-          <w:rFonts w:ascii="Times New Roman" w:hAnsi="Times New Roman" w:cs="Times New Roman"/>
-        </w:rPr>
-        <w:t>Heading 1 → chương</w:t>
-      </w:r>
-    </w:p>
-    <w:p>
-      <w:pPr>
-        <w:numPr>
-          <w:ilvl w:val="1"/>
-          <w:numId w:val="8"/>
-        </w:numPr>
-        <w:rPr>
-          <w:rFonts w:ascii="Times New Roman" w:hAnsi="Times New Roman" w:cs="Times New Roman"/>
-        </w:rPr>
-      </w:pPr>
-      <w:r>
-        <w:rPr>
-          <w:rFonts w:ascii="Times New Roman" w:hAnsi="Times New Roman" w:cs="Times New Roman"/>
-        </w:rPr>
-        <w:t>Heading 2 → section (1.1, 1.2…)</w:t>
-      </w:r>
-    </w:p>
-    <w:p>
-      <w:pPr>
-        <w:numPr>
-          <w:ilvl w:val="0"/>
-          <w:numId w:val="8"/>
-        </w:numPr>
-        <w:rPr>
-          <w:rFonts w:ascii="Times New Roman" w:hAnsi="Times New Roman" w:cs="Times New Roman"/>
-        </w:rPr>
-      </w:pPr>
-      <w:r>
-        <w:rPr>
-          <w:rFonts w:ascii="Times New Roman" w:hAnsi="Times New Roman" w:cs="Times New Roman"/>
-        </w:rPr>
-        <w:t>Lưu mỗi section thành 1 record riêng</w:t>
-      </w:r>
-    </w:p>
-    <w:p>
-      <w:pPr>
-        <w:rPr>
-          <w:rFonts w:ascii="Times New Roman" w:hAnsi="Times New Roman" w:cs="Times New Roman"/>
-        </w:rPr>
-      </w:pPr>
-    </w:p>
-    <w:p>
-      <w:pPr>
-        <w:pStyle w:val="Heading2"/>
-      </w:pPr>
-      <w:r>
-        <w:t>Phân quyền</w:t>
-      </w:r>
-    </w:p>
-    <w:p>
-      <w:pPr>
-        <w:numPr>
-          <w:ilvl w:val="0"/>
-          <w:numId w:val="9"/>
-        </w:numPr>
-        <w:rPr>
-          <w:rFonts w:ascii="Times New Roman" w:hAnsi="Times New Roman" w:cs="Times New Roman"/>
-        </w:rPr>
-      </w:pPr>
-      <w:r>
-        <w:rPr>
-          <w:rFonts w:ascii="Times New Roman" w:hAnsi="Times New Roman" w:cs="Times New Roman"/>
-        </w:rPr>
-        <w:t>Mỗi section có danh sách user được edit</w:t>
-      </w:r>
-    </w:p>
-    <w:p>
-      <w:pPr>
-        <w:numPr>
-          <w:ilvl w:val="0"/>
-          <w:numId w:val="9"/>
-        </w:numPr>
-        <w:rPr>
-          <w:rFonts w:ascii="Times New Roman" w:hAnsi="Times New Roman" w:cs="Times New Roman"/>
-        </w:rPr>
-      </w:pPr>
-      <w:r>
-        <w:rPr>
-          <w:rFonts w:ascii="Times New Roman" w:hAnsi="Times New Roman" w:cs="Times New Roman"/>
-        </w:rPr>
-        <w:t>User không thuộc section:</w:t>
-      </w:r>
-    </w:p>
-    <w:p>
-      <w:pPr>
-        <w:numPr>
-          <w:ilvl w:val="1"/>
-          <w:numId w:val="9"/>
-        </w:numPr>
-        <w:rPr>
-          <w:rFonts w:ascii="Times New Roman" w:hAnsi="Times New Roman" w:cs="Times New Roman"/>
-        </w:rPr>
-      </w:pPr>
-      <w:r>
-        <w:rPr>
-          <w:rFonts w:ascii="Times New Roman" w:hAnsi="Times New Roman" w:cs="Times New Roman"/>
-        </w:rPr>
-        <w:t>chỉ read</w:t>
-      </w:r>
-    </w:p>
-    <w:p>
-      <w:pPr>
-        <w:numPr>
-          <w:ilvl w:val="1"/>
-          <w:numId w:val="9"/>
-        </w:numPr>
-        <w:rPr>
-          <w:rFonts w:ascii="Times New Roman" w:hAnsi="Times New Roman" w:cs="Times New Roman"/>
-        </w:rPr>
-      </w:pPr>
-      <w:r>
-        <w:rPr>
-          <w:rFonts w:ascii="Times New Roman" w:hAnsi="Times New Roman" w:cs="Times New Roman"/>
-        </w:rPr>
-        <w:t>hoặc không thấy</w:t>
-      </w:r>
-    </w:p>
-    <w:p>
-      <w:pPr>
-        <w:rPr>
-          <w:rFonts w:ascii="Times New Roman" w:hAnsi="Times New Roman" w:cs="Times New Roman"/>
-        </w:rPr>
-      </w:pPr>
-      <w:r>
-        <w:rPr>
-          <w:rFonts w:ascii="Times New Roman" w:hAnsi="Times New Roman" w:cs="Times New Roman"/>
-        </w:rPr>
-        <w:pict w14:anchorId="0A9698AA">
+          <w:numId w:val="11"/>
+        </w:numPr>
+        <w:rPr>
+          <w:rFonts w:ascii="Times New Roman" w:hAnsi="Times New Roman" w:cs="Times New Roman"/>
+        </w:rPr>
+      </w:pPr>
+      <w:r>
+        <w:rPr>
+          <w:rFonts w:ascii="Times New Roman" w:hAnsi="Times New Roman" w:cs="Times New Roman"/>
+        </w:rPr>
+        <w:t>Chỉ broadcast trong group đó</w:t>
+      </w:r>
+    </w:p>
+    <w:p>
+      <w:pPr>
+        <w:rPr>
+          <w:rFonts w:ascii="Times New Roman" w:hAnsi="Times New Roman" w:cs="Times New Roman"/>
+        </w:rPr>
+      </w:pPr>
+      <w:r>
+        <w:rPr>
+          <w:rFonts w:ascii="Times New Roman" w:hAnsi="Times New Roman" w:cs="Times New Roman"/>
+        </w:rPr>
+        <w:pict w14:anchorId="4E6B7112">
           <v:rect id="_x0000_i1027" style="width:0;height:1.5pt" o:hralign="center" o:hrstd="t" o:hr="t" fillcolor="#a0a0a0" stroked="f"/>
         </w:pict>
       </w:r>
@@ -899,7 +1047,7 @@
         <w:pStyle w:val="Heading2"/>
       </w:pPr>
       <w:r>
-        <w:t>Realtime Collaboration</w:t>
+        <w:t xml:space="preserve"> Conflict Handling</w:t>
       </w:r>
     </w:p>
     <w:p>
@@ -916,58 +1064,42 @@
           <w:b/>
           <w:bCs/>
         </w:rPr>
-        <w:t>SignalR Hub</w:t>
+        <w:t>Level 1 (MVP)</w:t>
       </w:r>
     </w:p>
     <w:p>
       <w:pPr>
         <w:numPr>
           <w:ilvl w:val="0"/>
-          <w:numId w:val="10"/>
-        </w:numPr>
-        <w:rPr>
-          <w:rFonts w:ascii="Times New Roman" w:hAnsi="Times New Roman" w:cs="Times New Roman"/>
-        </w:rPr>
-      </w:pPr>
-      <w:r>
-        <w:rPr>
-          <w:rFonts w:ascii="Times New Roman" w:hAnsi="Times New Roman" w:cs="Times New Roman"/>
-        </w:rPr>
-        <w:t>JoinSection(sectionId)</w:t>
+          <w:numId w:val="12"/>
+        </w:numPr>
+        <w:rPr>
+          <w:rFonts w:ascii="Times New Roman" w:hAnsi="Times New Roman" w:cs="Times New Roman"/>
+        </w:rPr>
+      </w:pPr>
+      <w:r>
+        <w:rPr>
+          <w:rFonts w:ascii="Times New Roman" w:hAnsi="Times New Roman" w:cs="Times New Roman"/>
+        </w:rPr>
+        <w:lastRenderedPageBreak/>
+        <w:t>Last write wins</w:t>
       </w:r>
     </w:p>
     <w:p>
       <w:pPr>
         <w:numPr>
           <w:ilvl w:val="0"/>
-          <w:numId w:val="10"/>
-        </w:numPr>
-        <w:rPr>
-          <w:rFonts w:ascii="Times New Roman" w:hAnsi="Times New Roman" w:cs="Times New Roman"/>
-        </w:rPr>
-      </w:pPr>
-      <w:r>
-        <w:rPr>
-          <w:rFonts w:ascii="Times New Roman" w:hAnsi="Times New Roman" w:cs="Times New Roman"/>
-        </w:rPr>
-        <w:t>LeaveSection(sectionId)</w:t>
-      </w:r>
-    </w:p>
-    <w:p>
-      <w:pPr>
-        <w:numPr>
-          <w:ilvl w:val="0"/>
-          <w:numId w:val="10"/>
-        </w:numPr>
-        <w:rPr>
-          <w:rFonts w:ascii="Times New Roman" w:hAnsi="Times New Roman" w:cs="Times New Roman"/>
-        </w:rPr>
-      </w:pPr>
-      <w:r>
-        <w:rPr>
-          <w:rFonts w:ascii="Times New Roman" w:hAnsi="Times New Roman" w:cs="Times New Roman"/>
-        </w:rPr>
-        <w:t>SendChange(sectionId, content, version)</w:t>
+          <w:numId w:val="12"/>
+        </w:numPr>
+        <w:rPr>
+          <w:rFonts w:ascii="Times New Roman" w:hAnsi="Times New Roman" w:cs="Times New Roman"/>
+        </w:rPr>
+      </w:pPr>
+      <w:r>
+        <w:rPr>
+          <w:rFonts w:ascii="Times New Roman" w:hAnsi="Times New Roman" w:cs="Times New Roman"/>
+        </w:rPr>
+        <w:t>Version tăng dần</w:t>
       </w:r>
     </w:p>
     <w:p>
@@ -984,54 +1116,88 @@
           <w:b/>
           <w:bCs/>
         </w:rPr>
-        <w:t>Nguyên tắc</w:t>
+        <w:t>Level 2</w:t>
       </w:r>
     </w:p>
     <w:p>
       <w:pPr>
         <w:numPr>
           <w:ilvl w:val="0"/>
-          <w:numId w:val="11"/>
-        </w:numPr>
-        <w:rPr>
-          <w:rFonts w:ascii="Times New Roman" w:hAnsi="Times New Roman" w:cs="Times New Roman"/>
-        </w:rPr>
-      </w:pPr>
-      <w:r>
-        <w:rPr>
-          <w:rFonts w:ascii="Times New Roman" w:hAnsi="Times New Roman" w:cs="Times New Roman"/>
-        </w:rPr>
-        <w:t>Mỗi section = 1 SignalR group</w:t>
+          <w:numId w:val="13"/>
+        </w:numPr>
+        <w:rPr>
+          <w:rFonts w:ascii="Times New Roman" w:hAnsi="Times New Roman" w:cs="Times New Roman"/>
+        </w:rPr>
+      </w:pPr>
+      <w:r>
+        <w:rPr>
+          <w:rFonts w:ascii="Times New Roman" w:hAnsi="Times New Roman" w:cs="Times New Roman"/>
+        </w:rPr>
+        <w:t>Check version:</w:t>
+      </w:r>
+    </w:p>
+    <w:p>
+      <w:pPr>
+        <w:numPr>
+          <w:ilvl w:val="1"/>
+          <w:numId w:val="13"/>
+        </w:numPr>
+        <w:rPr>
+          <w:rFonts w:ascii="Times New Roman" w:hAnsi="Times New Roman" w:cs="Times New Roman"/>
+        </w:rPr>
+      </w:pPr>
+      <w:r>
+        <w:rPr>
+          <w:rFonts w:ascii="Times New Roman" w:hAnsi="Times New Roman" w:cs="Times New Roman"/>
+        </w:rPr>
+        <w:t>nếu lệch → reject hoặc merge</w:t>
+      </w:r>
+    </w:p>
+    <w:p>
+      <w:pPr>
+        <w:rPr>
+          <w:rFonts w:ascii="Times New Roman" w:hAnsi="Times New Roman" w:cs="Times New Roman"/>
+          <w:b/>
+          <w:bCs/>
+        </w:rPr>
+      </w:pPr>
+      <w:r>
+        <w:rPr>
+          <w:rFonts w:ascii="Times New Roman" w:hAnsi="Times New Roman" w:cs="Times New Roman"/>
+          <w:b/>
+          <w:bCs/>
+        </w:rPr>
+        <w:t>Level 3 (advanced)</w:t>
       </w:r>
     </w:p>
     <w:p>
       <w:pPr>
         <w:numPr>
           <w:ilvl w:val="0"/>
-          <w:numId w:val="11"/>
-        </w:numPr>
-        <w:rPr>
-          <w:rFonts w:ascii="Times New Roman" w:hAnsi="Times New Roman" w:cs="Times New Roman"/>
-        </w:rPr>
-      </w:pPr>
-      <w:r>
-        <w:rPr>
-          <w:rFonts w:ascii="Times New Roman" w:hAnsi="Times New Roman" w:cs="Times New Roman"/>
-        </w:rPr>
-        <w:t>Chỉ broadcast trong group đó</w:t>
-      </w:r>
-    </w:p>
-    <w:p>
-      <w:pPr>
-        <w:rPr>
-          <w:rFonts w:ascii="Times New Roman" w:hAnsi="Times New Roman" w:cs="Times New Roman"/>
-        </w:rPr>
-      </w:pPr>
-      <w:r>
-        <w:rPr>
-          <w:rFonts w:ascii="Times New Roman" w:hAnsi="Times New Roman" w:cs="Times New Roman"/>
-        </w:rPr>
-        <w:pict w14:anchorId="4E6B7112">
+          <w:numId w:val="14"/>
+        </w:numPr>
+        <w:rPr>
+          <w:rFonts w:ascii="Times New Roman" w:hAnsi="Times New Roman" w:cs="Times New Roman"/>
+        </w:rPr>
+      </w:pPr>
+      <w:r>
+        <w:rPr>
+          <w:rFonts w:ascii="Times New Roman" w:hAnsi="Times New Roman" w:cs="Times New Roman"/>
+        </w:rPr>
+        <w:t>Áp dụng Operational Transformation (OT) hoặc CRDT</w:t>
+      </w:r>
+    </w:p>
+    <w:p>
+      <w:pPr>
+        <w:rPr>
+          <w:rFonts w:ascii="Times New Roman" w:hAnsi="Times New Roman" w:cs="Times New Roman"/>
+        </w:rPr>
+      </w:pPr>
+      <w:r>
+        <w:rPr>
+          <w:rFonts w:ascii="Times New Roman" w:hAnsi="Times New Roman" w:cs="Times New Roman"/>
+        </w:rPr>
+        <w:pict w14:anchorId="0ADDAC0A">
           <v:rect id="_x0000_i1028" style="width:0;height:1.5pt" o:hralign="center" o:hrstd="t" o:hr="t" fillcolor="#a0a0a0" stroked="f"/>
         </w:pict>
       </w:r>
@@ -1041,7 +1207,115 @@
         <w:pStyle w:val="Heading2"/>
       </w:pPr>
       <w:r>
-        <w:t xml:space="preserve"> Conflict Handling</w:t>
+        <w:t>Lưu dữ liệu</w:t>
+      </w:r>
+    </w:p>
+    <w:p>
+      <w:pPr>
+        <w:numPr>
+          <w:ilvl w:val="0"/>
+          <w:numId w:val="15"/>
+        </w:numPr>
+        <w:rPr>
+          <w:rFonts w:ascii="Times New Roman" w:hAnsi="Times New Roman" w:cs="Times New Roman"/>
+        </w:rPr>
+      </w:pPr>
+      <w:r>
+        <w:rPr>
+          <w:rFonts w:ascii="Times New Roman" w:hAnsi="Times New Roman" w:cs="Times New Roman"/>
+        </w:rPr>
+        <w:t>Khi user edit:</w:t>
+      </w:r>
+    </w:p>
+    <w:p>
+      <w:pPr>
+        <w:numPr>
+          <w:ilvl w:val="1"/>
+          <w:numId w:val="15"/>
+        </w:numPr>
+        <w:rPr>
+          <w:rFonts w:ascii="Times New Roman" w:hAnsi="Times New Roman" w:cs="Times New Roman"/>
+        </w:rPr>
+      </w:pPr>
+      <w:r>
+        <w:rPr>
+          <w:rFonts w:ascii="Times New Roman" w:hAnsi="Times New Roman" w:cs="Times New Roman"/>
+        </w:rPr>
+        <w:t>gửi change realtime</w:t>
+      </w:r>
+    </w:p>
+    <w:p>
+      <w:pPr>
+        <w:numPr>
+          <w:ilvl w:val="0"/>
+          <w:numId w:val="15"/>
+        </w:numPr>
+        <w:rPr>
+          <w:rFonts w:ascii="Times New Roman" w:hAnsi="Times New Roman" w:cs="Times New Roman"/>
+        </w:rPr>
+      </w:pPr>
+      <w:r>
+        <w:rPr>
+          <w:rFonts w:ascii="Times New Roman" w:hAnsi="Times New Roman" w:cs="Times New Roman"/>
+        </w:rPr>
+        <w:t>Khi save:</w:t>
+      </w:r>
+    </w:p>
+    <w:p>
+      <w:pPr>
+        <w:numPr>
+          <w:ilvl w:val="1"/>
+          <w:numId w:val="15"/>
+        </w:numPr>
+        <w:rPr>
+          <w:rFonts w:ascii="Times New Roman" w:hAnsi="Times New Roman" w:cs="Times New Roman"/>
+        </w:rPr>
+      </w:pPr>
+      <w:r>
+        <w:rPr>
+          <w:rFonts w:ascii="Times New Roman" w:hAnsi="Times New Roman" w:cs="Times New Roman"/>
+        </w:rPr>
+        <w:t>update DB (section)</w:t>
+      </w:r>
+    </w:p>
+    <w:p>
+      <w:pPr>
+        <w:numPr>
+          <w:ilvl w:val="1"/>
+          <w:numId w:val="15"/>
+        </w:numPr>
+        <w:rPr>
+          <w:rFonts w:ascii="Times New Roman" w:hAnsi="Times New Roman" w:cs="Times New Roman"/>
+        </w:rPr>
+      </w:pPr>
+      <w:r>
+        <w:rPr>
+          <w:rFonts w:ascii="Times New Roman" w:hAnsi="Times New Roman" w:cs="Times New Roman"/>
+        </w:rPr>
+        <w:t>tăng version</w:t>
+      </w:r>
+    </w:p>
+    <w:p>
+      <w:pPr>
+        <w:rPr>
+          <w:rFonts w:ascii="Times New Roman" w:hAnsi="Times New Roman" w:cs="Times New Roman"/>
+        </w:rPr>
+      </w:pPr>
+      <w:r>
+        <w:rPr>
+          <w:rFonts w:ascii="Times New Roman" w:hAnsi="Times New Roman" w:cs="Times New Roman"/>
+        </w:rPr>
+        <w:pict w14:anchorId="751DAFB4">
+          <v:rect id="_x0000_i1029" style="width:0;height:1.5pt" o:hralign="center" o:hrstd="t" o:hr="t" fillcolor="#a0a0a0" stroked="f"/>
+        </w:pict>
+      </w:r>
+    </w:p>
+    <w:p>
+      <w:pPr>
+        <w:pStyle w:val="Heading2"/>
+      </w:pPr>
+      <w:r>
+        <w:t>API cần xây dựng</w:t>
       </w:r>
     </w:p>
     <w:p>
@@ -1058,42 +1332,41 @@
           <w:b/>
           <w:bCs/>
         </w:rPr>
-        <w:t>Level 1 (MVP)</w:t>
+        <w:t>Document</w:t>
       </w:r>
     </w:p>
     <w:p>
       <w:pPr>
         <w:numPr>
           <w:ilvl w:val="0"/>
-          <w:numId w:val="12"/>
-        </w:numPr>
-        <w:rPr>
-          <w:rFonts w:ascii="Times New Roman" w:hAnsi="Times New Roman" w:cs="Times New Roman"/>
-        </w:rPr>
-      </w:pPr>
-      <w:r>
-        <w:rPr>
-          <w:rFonts w:ascii="Times New Roman" w:hAnsi="Times New Roman" w:cs="Times New Roman"/>
-        </w:rPr>
-        <w:t>Last write wins</w:t>
+          <w:numId w:val="16"/>
+        </w:numPr>
+        <w:rPr>
+          <w:rFonts w:ascii="Times New Roman" w:hAnsi="Times New Roman" w:cs="Times New Roman"/>
+        </w:rPr>
+      </w:pPr>
+      <w:r>
+        <w:rPr>
+          <w:rFonts w:ascii="Times New Roman" w:hAnsi="Times New Roman" w:cs="Times New Roman"/>
+        </w:rPr>
+        <w:t>POST /documents (upload template)</w:t>
       </w:r>
     </w:p>
     <w:p>
       <w:pPr>
         <w:numPr>
           <w:ilvl w:val="0"/>
-          <w:numId w:val="12"/>
-        </w:numPr>
-        <w:rPr>
-          <w:rFonts w:ascii="Times New Roman" w:hAnsi="Times New Roman" w:cs="Times New Roman"/>
-        </w:rPr>
-      </w:pPr>
-      <w:r>
-        <w:rPr>
-          <w:rFonts w:ascii="Times New Roman" w:hAnsi="Times New Roman" w:cs="Times New Roman"/>
-        </w:rPr>
-        <w:lastRenderedPageBreak/>
-        <w:t>Version tăng dần</w:t>
+          <w:numId w:val="16"/>
+        </w:numPr>
+        <w:rPr>
+          <w:rFonts w:ascii="Times New Roman" w:hAnsi="Times New Roman" w:cs="Times New Roman"/>
+        </w:rPr>
+      </w:pPr>
+      <w:r>
+        <w:rPr>
+          <w:rFonts w:ascii="Times New Roman" w:hAnsi="Times New Roman" w:cs="Times New Roman"/>
+        </w:rPr>
+        <w:t>GET /documents/{id}</w:t>
       </w:r>
     </w:p>
     <w:p>
@@ -1110,41 +1383,58 @@
           <w:b/>
           <w:bCs/>
         </w:rPr>
-        <w:t>Level 2</w:t>
+        <w:t>Section</w:t>
       </w:r>
     </w:p>
     <w:p>
       <w:pPr>
         <w:numPr>
           <w:ilvl w:val="0"/>
-          <w:numId w:val="13"/>
-        </w:numPr>
-        <w:rPr>
-          <w:rFonts w:ascii="Times New Roman" w:hAnsi="Times New Roman" w:cs="Times New Roman"/>
-        </w:rPr>
-      </w:pPr>
-      <w:r>
-        <w:rPr>
-          <w:rFonts w:ascii="Times New Roman" w:hAnsi="Times New Roman" w:cs="Times New Roman"/>
-        </w:rPr>
-        <w:t>Check version:</w:t>
-      </w:r>
-    </w:p>
-    <w:p>
-      <w:pPr>
-        <w:numPr>
-          <w:ilvl w:val="1"/>
-          <w:numId w:val="13"/>
-        </w:numPr>
-        <w:rPr>
-          <w:rFonts w:ascii="Times New Roman" w:hAnsi="Times New Roman" w:cs="Times New Roman"/>
-        </w:rPr>
-      </w:pPr>
-      <w:r>
-        <w:rPr>
-          <w:rFonts w:ascii="Times New Roman" w:hAnsi="Times New Roman" w:cs="Times New Roman"/>
-        </w:rPr>
-        <w:t>nếu lệch → reject hoặc merge</w:t>
+          <w:numId w:val="17"/>
+        </w:numPr>
+        <w:rPr>
+          <w:rFonts w:ascii="Times New Roman" w:hAnsi="Times New Roman" w:cs="Times New Roman"/>
+        </w:rPr>
+      </w:pPr>
+      <w:r>
+        <w:rPr>
+          <w:rFonts w:ascii="Times New Roman" w:hAnsi="Times New Roman" w:cs="Times New Roman"/>
+        </w:rPr>
+        <w:t>GET /documents/{id}/sections</w:t>
+      </w:r>
+    </w:p>
+    <w:p>
+      <w:pPr>
+        <w:numPr>
+          <w:ilvl w:val="0"/>
+          <w:numId w:val="17"/>
+        </w:numPr>
+        <w:rPr>
+          <w:rFonts w:ascii="Times New Roman" w:hAnsi="Times New Roman" w:cs="Times New Roman"/>
+        </w:rPr>
+      </w:pPr>
+      <w:r>
+        <w:rPr>
+          <w:rFonts w:ascii="Times New Roman" w:hAnsi="Times New Roman" w:cs="Times New Roman"/>
+        </w:rPr>
+        <w:t>GET /sections/{id}</w:t>
+      </w:r>
+    </w:p>
+    <w:p>
+      <w:pPr>
+        <w:numPr>
+          <w:ilvl w:val="0"/>
+          <w:numId w:val="17"/>
+        </w:numPr>
+        <w:rPr>
+          <w:rFonts w:ascii="Times New Roman" w:hAnsi="Times New Roman" w:cs="Times New Roman"/>
+        </w:rPr>
+      </w:pPr>
+      <w:r>
+        <w:rPr>
+          <w:rFonts w:ascii="Times New Roman" w:hAnsi="Times New Roman" w:cs="Times New Roman"/>
+        </w:rPr>
+        <w:t>POST /sections/update</w:t>
       </w:r>
     </w:p>
     <w:p>
@@ -1161,145 +1451,37 @@
           <w:b/>
           <w:bCs/>
         </w:rPr>
-        <w:t>Level 3 (advanced)</w:t>
+        <w:t>Permission</w:t>
       </w:r>
     </w:p>
     <w:p>
       <w:pPr>
         <w:numPr>
           <w:ilvl w:val="0"/>
-          <w:numId w:val="14"/>
-        </w:numPr>
-        <w:rPr>
-          <w:rFonts w:ascii="Times New Roman" w:hAnsi="Times New Roman" w:cs="Times New Roman"/>
-        </w:rPr>
-      </w:pPr>
-      <w:r>
-        <w:rPr>
-          <w:rFonts w:ascii="Times New Roman" w:hAnsi="Times New Roman" w:cs="Times New Roman"/>
-        </w:rPr>
-        <w:t>Áp dụng Operational Transformation (OT) hoặc CRDT</w:t>
-      </w:r>
-    </w:p>
-    <w:p>
-      <w:pPr>
-        <w:rPr>
-          <w:rFonts w:ascii="Times New Roman" w:hAnsi="Times New Roman" w:cs="Times New Roman"/>
-        </w:rPr>
-      </w:pPr>
-      <w:r>
-        <w:rPr>
-          <w:rFonts w:ascii="Times New Roman" w:hAnsi="Times New Roman" w:cs="Times New Roman"/>
-        </w:rPr>
-        <w:pict w14:anchorId="0ADDAC0A">
-          <v:rect id="_x0000_i1029" style="width:0;height:1.5pt" o:hralign="center" o:hrstd="t" o:hr="t" fillcolor="#a0a0a0" stroked="f"/>
-        </w:pict>
-      </w:r>
-    </w:p>
-    <w:p>
-      <w:pPr>
-        <w:pStyle w:val="Heading2"/>
-      </w:pPr>
-      <w:r>
-        <w:t>Lưu dữ liệu</w:t>
-      </w:r>
-    </w:p>
-    <w:p>
-      <w:pPr>
-        <w:numPr>
-          <w:ilvl w:val="0"/>
-          <w:numId w:val="15"/>
-        </w:numPr>
-        <w:rPr>
-          <w:rFonts w:ascii="Times New Roman" w:hAnsi="Times New Roman" w:cs="Times New Roman"/>
-        </w:rPr>
-      </w:pPr>
-      <w:r>
-        <w:rPr>
-          <w:rFonts w:ascii="Times New Roman" w:hAnsi="Times New Roman" w:cs="Times New Roman"/>
-        </w:rPr>
-        <w:t>Khi user edit:</w:t>
-      </w:r>
-    </w:p>
-    <w:p>
-      <w:pPr>
-        <w:numPr>
-          <w:ilvl w:val="1"/>
-          <w:numId w:val="15"/>
-        </w:numPr>
-        <w:rPr>
-          <w:rFonts w:ascii="Times New Roman" w:hAnsi="Times New Roman" w:cs="Times New Roman"/>
-        </w:rPr>
-      </w:pPr>
-      <w:r>
-        <w:rPr>
-          <w:rFonts w:ascii="Times New Roman" w:hAnsi="Times New Roman" w:cs="Times New Roman"/>
-        </w:rPr>
-        <w:t>gửi change realtime</w:t>
-      </w:r>
-    </w:p>
-    <w:p>
-      <w:pPr>
-        <w:numPr>
-          <w:ilvl w:val="0"/>
-          <w:numId w:val="15"/>
-        </w:numPr>
-        <w:rPr>
-          <w:rFonts w:ascii="Times New Roman" w:hAnsi="Times New Roman" w:cs="Times New Roman"/>
-        </w:rPr>
-      </w:pPr>
-      <w:r>
-        <w:rPr>
-          <w:rFonts w:ascii="Times New Roman" w:hAnsi="Times New Roman" w:cs="Times New Roman"/>
-        </w:rPr>
-        <w:t>Khi save:</w:t>
-      </w:r>
-    </w:p>
-    <w:p>
-      <w:pPr>
-        <w:numPr>
-          <w:ilvl w:val="1"/>
-          <w:numId w:val="15"/>
-        </w:numPr>
-        <w:rPr>
-          <w:rFonts w:ascii="Times New Roman" w:hAnsi="Times New Roman" w:cs="Times New Roman"/>
-        </w:rPr>
-      </w:pPr>
-      <w:r>
-        <w:rPr>
-          <w:rFonts w:ascii="Times New Roman" w:hAnsi="Times New Roman" w:cs="Times New Roman"/>
-        </w:rPr>
-        <w:t>update DB (section)</w:t>
-      </w:r>
-    </w:p>
-    <w:p>
-      <w:pPr>
-        <w:numPr>
-          <w:ilvl w:val="1"/>
-          <w:numId w:val="15"/>
-        </w:numPr>
-        <w:rPr>
-          <w:rFonts w:ascii="Times New Roman" w:hAnsi="Times New Roman" w:cs="Times New Roman"/>
-        </w:rPr>
-      </w:pPr>
-      <w:r>
-        <w:rPr>
-          <w:rFonts w:ascii="Times New Roman" w:hAnsi="Times New Roman" w:cs="Times New Roman"/>
-        </w:rPr>
-        <w:t>tăng version</w:t>
-      </w:r>
-    </w:p>
-    <w:p>
-      <w:pPr>
-        <w:rPr>
-          <w:rFonts w:ascii="Times New Roman" w:hAnsi="Times New Roman" w:cs="Times New Roman"/>
-        </w:rPr>
-      </w:pPr>
-      <w:r>
-        <w:rPr>
-          <w:rFonts w:ascii="Times New Roman" w:hAnsi="Times New Roman" w:cs="Times New Roman"/>
-        </w:rPr>
-        <w:pict w14:anchorId="751DAFB4">
+          <w:numId w:val="18"/>
+        </w:numPr>
+        <w:rPr>
+          <w:rFonts w:ascii="Times New Roman" w:hAnsi="Times New Roman" w:cs="Times New Roman"/>
+        </w:rPr>
+      </w:pPr>
+      <w:r>
+        <w:rPr>
+          <w:rFonts w:ascii="Times New Roman" w:hAnsi="Times New Roman" w:cs="Times New Roman"/>
+        </w:rPr>
+        <w:t>POST /sections/{id}/assign-user</w:t>
+      </w:r>
+    </w:p>
+    <w:p>
+      <w:pPr>
+        <w:rPr>
+          <w:rFonts w:ascii="Times New Roman" w:hAnsi="Times New Roman" w:cs="Times New Roman"/>
+        </w:rPr>
+      </w:pPr>
+      <w:r>
+        <w:rPr>
+          <w:rFonts w:ascii="Times New Roman" w:hAnsi="Times New Roman" w:cs="Times New Roman"/>
+        </w:rPr>
+        <w:pict w14:anchorId="0EEA95D0">
           <v:rect id="_x0000_i1030" style="width:0;height:1.5pt" o:hralign="center" o:hrstd="t" o:hr="t" fillcolor="#a0a0a0" stroked="f"/>
         </w:pict>
       </w:r>
@@ -1309,182 +1491,7 @@
         <w:pStyle w:val="Heading2"/>
       </w:pPr>
       <w:r>
-        <w:t>API cần xây dựng</w:t>
-      </w:r>
-    </w:p>
-    <w:p>
-      <w:pPr>
-        <w:rPr>
-          <w:rFonts w:ascii="Times New Roman" w:hAnsi="Times New Roman" w:cs="Times New Roman"/>
-          <w:b/>
-          <w:bCs/>
-        </w:rPr>
-      </w:pPr>
-      <w:r>
-        <w:rPr>
-          <w:rFonts w:ascii="Times New Roman" w:hAnsi="Times New Roman" w:cs="Times New Roman"/>
-          <w:b/>
-          <w:bCs/>
-        </w:rPr>
-        <w:t>Document</w:t>
-      </w:r>
-    </w:p>
-    <w:p>
-      <w:pPr>
-        <w:numPr>
-          <w:ilvl w:val="0"/>
-          <w:numId w:val="16"/>
-        </w:numPr>
-        <w:rPr>
-          <w:rFonts w:ascii="Times New Roman" w:hAnsi="Times New Roman" w:cs="Times New Roman"/>
-        </w:rPr>
-      </w:pPr>
-      <w:r>
-        <w:rPr>
-          <w:rFonts w:ascii="Times New Roman" w:hAnsi="Times New Roman" w:cs="Times New Roman"/>
-        </w:rPr>
-        <w:t>POST /documents (upload template)</w:t>
-      </w:r>
-    </w:p>
-    <w:p>
-      <w:pPr>
-        <w:numPr>
-          <w:ilvl w:val="0"/>
-          <w:numId w:val="16"/>
-        </w:numPr>
-        <w:rPr>
-          <w:rFonts w:ascii="Times New Roman" w:hAnsi="Times New Roman" w:cs="Times New Roman"/>
-        </w:rPr>
-      </w:pPr>
-      <w:r>
-        <w:rPr>
-          <w:rFonts w:ascii="Times New Roman" w:hAnsi="Times New Roman" w:cs="Times New Roman"/>
-        </w:rPr>
-        <w:t>GET /documents/{id}</w:t>
-      </w:r>
-    </w:p>
-    <w:p>
-      <w:pPr>
-        <w:rPr>
-          <w:rFonts w:ascii="Times New Roman" w:hAnsi="Times New Roman" w:cs="Times New Roman"/>
-          <w:b/>
-          <w:bCs/>
-        </w:rPr>
-      </w:pPr>
-      <w:r>
-        <w:rPr>
-          <w:rFonts w:ascii="Times New Roman" w:hAnsi="Times New Roman" w:cs="Times New Roman"/>
-          <w:b/>
-          <w:bCs/>
-        </w:rPr>
-        <w:t>Section</w:t>
-      </w:r>
-    </w:p>
-    <w:p>
-      <w:pPr>
-        <w:numPr>
-          <w:ilvl w:val="0"/>
-          <w:numId w:val="17"/>
-        </w:numPr>
-        <w:rPr>
-          <w:rFonts w:ascii="Times New Roman" w:hAnsi="Times New Roman" w:cs="Times New Roman"/>
-        </w:rPr>
-      </w:pPr>
-      <w:r>
-        <w:rPr>
-          <w:rFonts w:ascii="Times New Roman" w:hAnsi="Times New Roman" w:cs="Times New Roman"/>
-        </w:rPr>
-        <w:t>GET /documents/{id}/sections</w:t>
-      </w:r>
-    </w:p>
-    <w:p>
-      <w:pPr>
-        <w:numPr>
-          <w:ilvl w:val="0"/>
-          <w:numId w:val="17"/>
-        </w:numPr>
-        <w:rPr>
-          <w:rFonts w:ascii="Times New Roman" w:hAnsi="Times New Roman" w:cs="Times New Roman"/>
-        </w:rPr>
-      </w:pPr>
-      <w:r>
-        <w:rPr>
-          <w:rFonts w:ascii="Times New Roman" w:hAnsi="Times New Roman" w:cs="Times New Roman"/>
-        </w:rPr>
-        <w:t>GET /sections/{id}</w:t>
-      </w:r>
-    </w:p>
-    <w:p>
-      <w:pPr>
-        <w:numPr>
-          <w:ilvl w:val="0"/>
-          <w:numId w:val="17"/>
-        </w:numPr>
-        <w:rPr>
-          <w:rFonts w:ascii="Times New Roman" w:hAnsi="Times New Roman" w:cs="Times New Roman"/>
-        </w:rPr>
-      </w:pPr>
-      <w:r>
-        <w:rPr>
-          <w:rFonts w:ascii="Times New Roman" w:hAnsi="Times New Roman" w:cs="Times New Roman"/>
-        </w:rPr>
-        <w:t>POST /sections/update</w:t>
-      </w:r>
-    </w:p>
-    <w:p>
-      <w:pPr>
-        <w:rPr>
-          <w:rFonts w:ascii="Times New Roman" w:hAnsi="Times New Roman" w:cs="Times New Roman"/>
-          <w:b/>
-          <w:bCs/>
-        </w:rPr>
-      </w:pPr>
-      <w:r>
-        <w:rPr>
-          <w:rFonts w:ascii="Times New Roman" w:hAnsi="Times New Roman" w:cs="Times New Roman"/>
-          <w:b/>
-          <w:bCs/>
-        </w:rPr>
-        <w:t>Permission</w:t>
-      </w:r>
-    </w:p>
-    <w:p>
-      <w:pPr>
-        <w:numPr>
-          <w:ilvl w:val="0"/>
-          <w:numId w:val="18"/>
-        </w:numPr>
-        <w:rPr>
-          <w:rFonts w:ascii="Times New Roman" w:hAnsi="Times New Roman" w:cs="Times New Roman"/>
-        </w:rPr>
-      </w:pPr>
-      <w:r>
-        <w:rPr>
-          <w:rFonts w:ascii="Times New Roman" w:hAnsi="Times New Roman" w:cs="Times New Roman"/>
-        </w:rPr>
-        <w:t>POST /sections/{id}/assign-user</w:t>
-      </w:r>
-    </w:p>
-    <w:p>
-      <w:pPr>
-        <w:rPr>
-          <w:rFonts w:ascii="Times New Roman" w:hAnsi="Times New Roman" w:cs="Times New Roman"/>
-        </w:rPr>
-      </w:pPr>
-      <w:r>
-        <w:rPr>
-          <w:rFonts w:ascii="Times New Roman" w:hAnsi="Times New Roman" w:cs="Times New Roman"/>
-        </w:rPr>
-        <w:pict w14:anchorId="0EEA95D0">
-          <v:rect id="_x0000_i1031" style="width:0;height:1.5pt" o:hralign="center" o:hrstd="t" o:hr="t" fillcolor="#a0a0a0" stroked="f"/>
-        </w:pict>
-      </w:r>
-    </w:p>
-    <w:p>
-      <w:pPr>
-        <w:pStyle w:val="Heading2"/>
-      </w:pPr>
-      <w:r>
+        <w:lastRenderedPageBreak/>
         <w:t xml:space="preserve"> Flow hoạt động</w:t>
       </w:r>
     </w:p>
@@ -1519,7 +1526,6 @@
         <w:rPr>
           <w:rFonts w:ascii="Times New Roman" w:hAnsi="Times New Roman" w:cs="Times New Roman"/>
         </w:rPr>
-        <w:lastRenderedPageBreak/>
         <w:t>Load danh sách section</w:t>
       </w:r>
     </w:p>
@@ -1653,7 +1659,7 @@
           <w:rFonts w:ascii="Times New Roman" w:hAnsi="Times New Roman" w:cs="Times New Roman"/>
         </w:rPr>
         <w:pict w14:anchorId="58820522">
-          <v:rect id="_x0000_i1032" style="width:0;height:1.5pt" o:hralign="center" o:hrstd="t" o:hr="t" fillcolor="#a0a0a0" stroked="f"/>
+          <v:rect id="_x0000_i1031" style="width:0;height:1.5pt" o:hralign="center" o:hrstd="t" o:hr="t" fillcolor="#a0a0a0" stroked="f"/>
         </w:pict>
       </w:r>
     </w:p>
@@ -1761,7 +1767,7 @@
           <w:rFonts w:ascii="Times New Roman" w:hAnsi="Times New Roman" w:cs="Times New Roman"/>
         </w:rPr>
         <w:pict w14:anchorId="0F0BC884">
-          <v:rect id="_x0000_i1033" style="width:0;height:1.5pt" o:hralign="center" o:hrstd="t" o:hr="t" fillcolor="#a0a0a0" stroked="f"/>
+          <v:rect id="_x0000_i1032" style="width:0;height:1.5pt" o:hralign="center" o:hrstd="t" o:hr="t" fillcolor="#a0a0a0" stroked="f"/>
         </w:pict>
       </w:r>
     </w:p>
@@ -1886,7 +1892,7 @@
           <w:rFonts w:ascii="Times New Roman" w:hAnsi="Times New Roman" w:cs="Times New Roman"/>
         </w:rPr>
         <w:pict w14:anchorId="5218174A">
-          <v:rect id="_x0000_i1034" style="width:0;height:1.5pt" o:hralign="center" o:hrstd="t" o:hr="t" fillcolor="#a0a0a0" stroked="f"/>
+          <v:rect id="_x0000_i1033" style="width:0;height:1.5pt" o:hralign="center" o:hrstd="t" o:hr="t" fillcolor="#a0a0a0" stroked="f"/>
         </w:pict>
       </w:r>
     </w:p>
@@ -1963,6 +1969,7 @@
         <w:rPr>
           <w:rFonts w:ascii="Times New Roman" w:hAnsi="Times New Roman" w:cs="Times New Roman"/>
         </w:rPr>
+        <w:lastRenderedPageBreak/>
         <w:t>Database: SQL Server</w:t>
       </w:r>
     </w:p>
@@ -1993,9 +2000,8 @@
         <w:rPr>
           <w:rFonts w:ascii="Times New Roman" w:hAnsi="Times New Roman" w:cs="Times New Roman"/>
         </w:rPr>
-        <w:lastRenderedPageBreak/>
         <w:pict w14:anchorId="01425996">
-          <v:rect id="_x0000_i1035" style="width:0;height:1.5pt" o:hralign="center" o:hrstd="t" o:hr="t" fillcolor="#a0a0a0" stroked="f"/>
+          <v:rect id="_x0000_i1034" style="width:0;height:1.5pt" o:hralign="center" o:hrstd="t" o:hr="t" fillcolor="#a0a0a0" stroked="f"/>
         </w:pict>
       </w:r>
     </w:p>
@@ -2086,7 +2092,7 @@
           <w:rFonts w:ascii="Times New Roman" w:hAnsi="Times New Roman" w:cs="Times New Roman"/>
         </w:rPr>
         <w:pict w14:anchorId="697391F4">
-          <v:rect id="_x0000_i1036" style="width:0;height:1.5pt" o:hralign="center" o:hrstd="t" o:hr="t" fillcolor="#a0a0a0" stroked="f"/>
+          <v:rect id="_x0000_i1035" style="width:0;height:1.5pt" o:hralign="center" o:hrstd="t" o:hr="t" fillcolor="#a0a0a0" stroked="f"/>
         </w:pict>
       </w:r>
     </w:p>
